--- a/IndiceAplicacionesLibro/analizadoraistudio/NUEVOS PROMPTS/PROMTS TRES PASADAS/PROMPT 6 ANÁLISIS COMPARATIVO.docx
+++ b/IndiceAplicacionesLibro/analizadoraistudio/NUEVOS PROMPTS/PROMTS TRES PASADAS/PROMPT 6 ANÁLISIS COMPARATIVO.docx
@@ -5,67 +5,6 @@
     <w:p>
       <w:pPr>
         <w:spacing w:before="100" w:beforeAutospacing="1" w:after="100" w:afterAutospacing="1" w:line="240" w:lineRule="auto"/>
-        <w:outlineLvl w:val="0"/>
-        <w:rPr>
-          <w:rFonts w:ascii="Times New Roman" w:eastAsia="Times New Roman" w:hAnsi="Times New Roman" w:cs="Times New Roman"/>
-          <w:b/>
-          <w:bCs/>
-          <w:kern w:val="36"/>
-          <w:sz w:val="48"/>
-          <w:szCs w:val="48"/>
-          <w:lang w:eastAsia="es-ES"/>
-        </w:rPr>
-      </w:pPr>
-      <w:r>
-        <w:rPr>
-          <w:rFonts w:ascii="Cambria" w:eastAsia="Times New Roman" w:hAnsi="Cambria" w:cs="Cambria"/>
-          <w:b/>
-          <w:bCs/>
-          <w:kern w:val="36"/>
-          <w:sz w:val="48"/>
-          <w:szCs w:val="48"/>
-          <w:lang w:eastAsia="es-ES"/>
-        </w:rPr>
-        <w:t>🧾</w:t>
-      </w:r>
-      <w:r>
-        <w:rPr>
-          <w:rFonts w:ascii="Times New Roman" w:eastAsia="Times New Roman" w:hAnsi="Times New Roman" w:cs="Times New Roman"/>
-          <w:b/>
-          <w:bCs/>
-          <w:kern w:val="36"/>
-          <w:sz w:val="48"/>
-          <w:szCs w:val="48"/>
-          <w:lang w:eastAsia="es-ES"/>
-        </w:rPr>
-        <w:t xml:space="preserve"> PROMPT DE ANÁLISIS COMPARATIVO (ORIGINAL vs FINAL)</w:t>
-      </w:r>
-    </w:p>
-    <w:p>
-      <w:pPr>
-        <w:spacing w:after="0" w:line="240" w:lineRule="auto"/>
-        <w:rPr>
-          <w:rFonts w:ascii="Times New Roman" w:eastAsia="Times New Roman" w:hAnsi="Times New Roman" w:cs="Times New Roman"/>
-          <w:sz w:val="24"/>
-          <w:szCs w:val="24"/>
-          <w:lang w:eastAsia="es-ES"/>
-        </w:rPr>
-      </w:pPr>
-      <w:r>
-        <w:rPr>
-          <w:rFonts w:ascii="Times New Roman" w:eastAsia="Times New Roman" w:hAnsi="Times New Roman" w:cs="Times New Roman"/>
-          <w:sz w:val="24"/>
-          <w:szCs w:val="24"/>
-          <w:lang w:eastAsia="es-ES"/>
-        </w:rPr>
-        <w:pict>
-          <v:rect id="_x0000_i1025" style="width:0;height:1.5pt" o:hralign="center" o:hrstd="t" o:hr="t" fillcolor="#a0a0a0" stroked="f"/>
-        </w:pict>
-      </w:r>
-    </w:p>
-    <w:p>
-      <w:pPr>
-        <w:spacing w:before="100" w:beforeAutospacing="1" w:after="100" w:afterAutospacing="1" w:line="240" w:lineRule="auto"/>
         <w:outlineLvl w:val="1"/>
         <w:rPr>
           <w:rFonts w:ascii="Times New Roman" w:eastAsia="Times New Roman" w:hAnsi="Times New Roman" w:cs="Times New Roman"/>
@@ -76,6 +15,7 @@
           <w:lang w:eastAsia="es-ES"/>
         </w:rPr>
       </w:pPr>
+      <w:bookmarkStart w:id="0" w:name="_GoBack"/>
       <w:r>
         <w:rPr>
           <w:rFonts w:ascii="Times New Roman" w:eastAsia="Times New Roman" w:hAnsi="Times New Roman" w:cs="Times New Roman"/>
@@ -126,7 +66,7 @@
           <w:lang w:eastAsia="es-ES"/>
         </w:rPr>
         <w:pict>
-          <v:rect id="_x0000_i1026" style="width:0;height:1.5pt" o:hralign="center" o:hrstd="t" o:hr="t" fillcolor="#a0a0a0" stroked="f"/>
+          <v:rect id="_x0000_i1025" style="width:0;height:1.5pt" o:hralign="center" o:hrstd="t" o:hr="t" fillcolor="#a0a0a0" stroked="f"/>
         </w:pict>
       </w:r>
     </w:p>
@@ -172,7 +112,7 @@
           <w:szCs w:val="24"/>
           <w:lang w:eastAsia="es-ES"/>
         </w:rPr>
-        <w:t>Detectar con precisión cualquier cambio de significado, pérdida de información, alteración de matiz histórico, modificación de certeza o cambio en la estructura informativa entre ambas versiones.</w:t>
+        <w:t>Detectar con precisión cualquier cambio de significado, pérdida de información, alteración de matiz histórico, modificación de certeza, cambio en la causalidad, en la jerarquía informativa o en la voz del texto.</w:t>
       </w:r>
     </w:p>
     <w:p>
@@ -193,7 +133,7 @@
           <w:lang w:eastAsia="es-ES"/>
         </w:rPr>
         <w:pict>
-          <v:rect id="_x0000_i1027" style="width:0;height:1.5pt" o:hralign="center" o:hrstd="t" o:hr="t" fillcolor="#a0a0a0" stroked="f"/>
+          <v:rect id="_x0000_i1026" style="width:0;height:1.5pt" o:hralign="center" o:hrstd="t" o:hr="t" fillcolor="#a0a0a0" stroked="f"/>
         </w:pict>
       </w:r>
     </w:p>
@@ -246,7 +186,7 @@
       <w:pPr>
         <w:numPr>
           <w:ilvl w:val="0"/>
-          <w:numId w:val="1"/>
+          <w:numId w:val="9"/>
         </w:numPr>
         <w:spacing w:before="100" w:beforeAutospacing="1" w:after="100" w:afterAutospacing="1" w:line="240" w:lineRule="auto"/>
         <w:rPr>
@@ -270,7 +210,7 @@
       <w:pPr>
         <w:numPr>
           <w:ilvl w:val="0"/>
-          <w:numId w:val="1"/>
+          <w:numId w:val="9"/>
         </w:numPr>
         <w:spacing w:before="100" w:beforeAutospacing="1" w:after="100" w:afterAutospacing="1" w:line="240" w:lineRule="auto"/>
         <w:rPr>
@@ -308,7 +248,7 @@
           <w:lang w:eastAsia="es-ES"/>
         </w:rPr>
         <w:pict>
-          <v:rect id="_x0000_i1028" style="width:0;height:1.5pt" o:hralign="center" o:hrstd="t" o:hr="t" fillcolor="#a0a0a0" stroked="f"/>
+          <v:rect id="_x0000_i1027" style="width:0;height:1.5pt" o:hralign="center" o:hrstd="t" o:hr="t" fillcolor="#a0a0a0" stroked="f"/>
         </w:pict>
       </w:r>
     </w:p>
@@ -374,26 +314,16 @@
           <w:lang w:eastAsia="es-ES"/>
         </w:rPr>
         <w:br/>
-        <w:t>No debes “corregir” el texto editado.</w:t>
-      </w:r>
-    </w:p>
-    <w:p>
-      <w:pPr>
-        <w:spacing w:before="100" w:beforeAutospacing="1" w:after="100" w:afterAutospacing="1" w:line="240" w:lineRule="auto"/>
-        <w:rPr>
-          <w:rFonts w:ascii="Times New Roman" w:eastAsia="Times New Roman" w:hAnsi="Times New Roman" w:cs="Times New Roman"/>
-          <w:sz w:val="24"/>
-          <w:szCs w:val="24"/>
-          <w:lang w:eastAsia="es-ES"/>
-        </w:rPr>
-      </w:pPr>
-      <w:r>
-        <w:rPr>
-          <w:rFonts w:ascii="Times New Roman" w:eastAsia="Times New Roman" w:hAnsi="Times New Roman" w:cs="Times New Roman"/>
-          <w:sz w:val="24"/>
-          <w:szCs w:val="24"/>
-          <w:lang w:eastAsia="es-ES"/>
-        </w:rPr>
+        <w:t>No debes corregir el texto editado.</w:t>
+      </w:r>
+      <w:r>
+        <w:rPr>
+          <w:rFonts w:ascii="Times New Roman" w:eastAsia="Times New Roman" w:hAnsi="Times New Roman" w:cs="Times New Roman"/>
+          <w:sz w:val="24"/>
+          <w:szCs w:val="24"/>
+          <w:lang w:eastAsia="es-ES"/>
+        </w:rPr>
+        <w:br/>
         <w:t>Solo comparar.</w:t>
       </w:r>
     </w:p>
@@ -415,7 +345,7 @@
           <w:lang w:eastAsia="es-ES"/>
         </w:rPr>
         <w:pict>
-          <v:rect id="_x0000_i1029" style="width:0;height:1.5pt" o:hralign="center" o:hrstd="t" o:hr="t" fillcolor="#a0a0a0" stroked="f"/>
+          <v:rect id="_x0000_i1028" style="width:0;height:1.5pt" o:hralign="center" o:hrstd="t" o:hr="t" fillcolor="#a0a0a0" stroked="f"/>
         </w:pict>
       </w:r>
     </w:p>
@@ -466,6 +396,28 @@
     </w:p>
     <w:p>
       <w:pPr>
+        <w:spacing w:after="0" w:line="240" w:lineRule="auto"/>
+        <w:rPr>
+          <w:rFonts w:ascii="Times New Roman" w:eastAsia="Times New Roman" w:hAnsi="Times New Roman" w:cs="Times New Roman"/>
+          <w:sz w:val="24"/>
+          <w:szCs w:val="24"/>
+          <w:lang w:eastAsia="es-ES"/>
+        </w:rPr>
+      </w:pPr>
+      <w:r>
+        <w:rPr>
+          <w:rFonts w:ascii="Times New Roman" w:eastAsia="Times New Roman" w:hAnsi="Times New Roman" w:cs="Times New Roman"/>
+          <w:sz w:val="24"/>
+          <w:szCs w:val="24"/>
+          <w:lang w:eastAsia="es-ES"/>
+        </w:rPr>
+        <w:pict>
+          <v:rect id="_x0000_i1029" style="width:0;height:1.5pt" o:hralign="center" o:hrstd="t" o:hr="t" fillcolor="#a0a0a0" stroked="f"/>
+        </w:pict>
+      </w:r>
+    </w:p>
+    <w:p>
+      <w:pPr>
         <w:spacing w:before="100" w:beforeAutospacing="1" w:after="100" w:afterAutospacing="1" w:line="240" w:lineRule="auto"/>
         <w:outlineLvl w:val="2"/>
         <w:rPr>
@@ -486,7 +438,6 @@
           <w:szCs w:val="27"/>
           <w:lang w:eastAsia="es-ES"/>
         </w:rPr>
-        <w:lastRenderedPageBreak/>
         <w:t>1. Pérdida de información</w:t>
       </w:r>
     </w:p>
@@ -507,7 +458,29 @@
           <w:szCs w:val="24"/>
           <w:lang w:eastAsia="es-ES"/>
         </w:rPr>
-        <w:t>Elementos presentes en el original que han desaparecido o se han debilitado.</w:t>
+        <w:t>Elementos presentes en el original que han desaparecido, se han reducido o se han debilitado.</w:t>
+      </w:r>
+    </w:p>
+    <w:p>
+      <w:pPr>
+        <w:spacing w:after="0" w:line="240" w:lineRule="auto"/>
+        <w:rPr>
+          <w:rFonts w:ascii="Times New Roman" w:eastAsia="Times New Roman" w:hAnsi="Times New Roman" w:cs="Times New Roman"/>
+          <w:sz w:val="24"/>
+          <w:szCs w:val="24"/>
+          <w:lang w:eastAsia="es-ES"/>
+        </w:rPr>
+      </w:pPr>
+      <w:r>
+        <w:rPr>
+          <w:rFonts w:ascii="Times New Roman" w:eastAsia="Times New Roman" w:hAnsi="Times New Roman" w:cs="Times New Roman"/>
+          <w:sz w:val="24"/>
+          <w:szCs w:val="24"/>
+          <w:lang w:eastAsia="es-ES"/>
+        </w:rPr>
+        <w:pict>
+          <v:rect id="_x0000_i1030" style="width:0;height:1.5pt" o:hralign="center" o:hrstd="t" o:hr="t" fillcolor="#a0a0a0" stroked="f"/>
+        </w:pict>
       </w:r>
     </w:p>
     <w:p>
@@ -552,7 +525,30 @@
           <w:szCs w:val="24"/>
           <w:lang w:eastAsia="es-ES"/>
         </w:rPr>
-        <w:t>Cualquier matiz, explicación o inferencia nueva introducida en el texto editado.</w:t>
+        <w:lastRenderedPageBreak/>
+        <w:t>Cualquier palabra, conector o formulación que introduzca explicación, énfasis o interpretación no presente en el original.</w:t>
+      </w:r>
+    </w:p>
+    <w:p>
+      <w:pPr>
+        <w:spacing w:after="0" w:line="240" w:lineRule="auto"/>
+        <w:rPr>
+          <w:rFonts w:ascii="Times New Roman" w:eastAsia="Times New Roman" w:hAnsi="Times New Roman" w:cs="Times New Roman"/>
+          <w:sz w:val="24"/>
+          <w:szCs w:val="24"/>
+          <w:lang w:eastAsia="es-ES"/>
+        </w:rPr>
+      </w:pPr>
+      <w:r>
+        <w:rPr>
+          <w:rFonts w:ascii="Times New Roman" w:eastAsia="Times New Roman" w:hAnsi="Times New Roman" w:cs="Times New Roman"/>
+          <w:sz w:val="24"/>
+          <w:szCs w:val="24"/>
+          <w:lang w:eastAsia="es-ES"/>
+        </w:rPr>
+        <w:pict>
+          <v:rect id="_x0000_i1031" style="width:0;height:1.5pt" o:hralign="center" o:hrstd="t" o:hr="t" fillcolor="#a0a0a0" stroked="f"/>
+        </w:pict>
       </w:r>
     </w:p>
     <w:p>
@@ -597,7 +593,29 @@
           <w:szCs w:val="24"/>
           <w:lang w:eastAsia="es-ES"/>
         </w:rPr>
-        <w:t>Frases donde el sentido ha sido modificado aunque parezca similar.</w:t>
+        <w:t>Frases donde el sentido ha sido modificado, aunque parezca similar.</w:t>
+      </w:r>
+    </w:p>
+    <w:p>
+      <w:pPr>
+        <w:spacing w:after="0" w:line="240" w:lineRule="auto"/>
+        <w:rPr>
+          <w:rFonts w:ascii="Times New Roman" w:eastAsia="Times New Roman" w:hAnsi="Times New Roman" w:cs="Times New Roman"/>
+          <w:sz w:val="24"/>
+          <w:szCs w:val="24"/>
+          <w:lang w:eastAsia="es-ES"/>
+        </w:rPr>
+      </w:pPr>
+      <w:r>
+        <w:rPr>
+          <w:rFonts w:ascii="Times New Roman" w:eastAsia="Times New Roman" w:hAnsi="Times New Roman" w:cs="Times New Roman"/>
+          <w:sz w:val="24"/>
+          <w:szCs w:val="24"/>
+          <w:lang w:eastAsia="es-ES"/>
+        </w:rPr>
+        <w:pict>
+          <v:rect id="_x0000_i1032" style="width:0;height:1.5pt" o:hralign="center" o:hrstd="t" o:hr="t" fillcolor="#a0a0a0" stroked="f"/>
+        </w:pict>
       </w:r>
     </w:p>
     <w:p>
@@ -622,34 +640,34 @@
           <w:szCs w:val="27"/>
           <w:lang w:eastAsia="es-ES"/>
         </w:rPr>
-        <w:t>4. Cambios de grado de certeza</w:t>
-      </w:r>
-    </w:p>
-    <w:p>
-      <w:pPr>
-        <w:spacing w:before="100" w:beforeAutospacing="1" w:after="100" w:afterAutospacing="1" w:line="240" w:lineRule="auto"/>
-        <w:rPr>
-          <w:rFonts w:ascii="Times New Roman" w:eastAsia="Times New Roman" w:hAnsi="Times New Roman" w:cs="Times New Roman"/>
-          <w:sz w:val="24"/>
-          <w:szCs w:val="24"/>
-          <w:lang w:eastAsia="es-ES"/>
-        </w:rPr>
-      </w:pPr>
-      <w:r>
-        <w:rPr>
-          <w:rFonts w:ascii="Times New Roman" w:eastAsia="Times New Roman" w:hAnsi="Times New Roman" w:cs="Times New Roman"/>
-          <w:sz w:val="24"/>
-          <w:szCs w:val="24"/>
-          <w:lang w:eastAsia="es-ES"/>
-        </w:rPr>
-        <w:t>Alteraciones en:</w:t>
+        <w:t>4. Cambios de grado de certeza (modalidad)</w:t>
+      </w:r>
+    </w:p>
+    <w:p>
+      <w:pPr>
+        <w:spacing w:before="100" w:beforeAutospacing="1" w:after="100" w:afterAutospacing="1" w:line="240" w:lineRule="auto"/>
+        <w:rPr>
+          <w:rFonts w:ascii="Times New Roman" w:eastAsia="Times New Roman" w:hAnsi="Times New Roman" w:cs="Times New Roman"/>
+          <w:sz w:val="24"/>
+          <w:szCs w:val="24"/>
+          <w:lang w:eastAsia="es-ES"/>
+        </w:rPr>
+      </w:pPr>
+      <w:r>
+        <w:rPr>
+          <w:rFonts w:ascii="Times New Roman" w:eastAsia="Times New Roman" w:hAnsi="Times New Roman" w:cs="Times New Roman"/>
+          <w:sz w:val="24"/>
+          <w:szCs w:val="24"/>
+          <w:lang w:eastAsia="es-ES"/>
+        </w:rPr>
+        <w:t>Alteraciones en el nivel de seguridad del texto, por ejemplo:</w:t>
       </w:r>
     </w:p>
     <w:p>
       <w:pPr>
         <w:numPr>
           <w:ilvl w:val="0"/>
-          <w:numId w:val="2"/>
+          <w:numId w:val="10"/>
         </w:numPr>
         <w:spacing w:before="100" w:beforeAutospacing="1" w:after="100" w:afterAutospacing="1" w:line="240" w:lineRule="auto"/>
         <w:rPr>
@@ -673,7 +691,7 @@
       <w:pPr>
         <w:numPr>
           <w:ilvl w:val="0"/>
-          <w:numId w:val="2"/>
+          <w:numId w:val="10"/>
         </w:numPr>
         <w:spacing w:before="100" w:beforeAutospacing="1" w:after="100" w:afterAutospacing="1" w:line="240" w:lineRule="auto"/>
         <w:rPr>
@@ -697,7 +715,7 @@
       <w:pPr>
         <w:numPr>
           <w:ilvl w:val="0"/>
-          <w:numId w:val="2"/>
+          <w:numId w:val="10"/>
         </w:numPr>
         <w:spacing w:before="100" w:beforeAutospacing="1" w:after="100" w:afterAutospacing="1" w:line="240" w:lineRule="auto"/>
         <w:rPr>
@@ -714,7 +732,29 @@
           <w:szCs w:val="24"/>
           <w:lang w:eastAsia="es-ES"/>
         </w:rPr>
-        <w:t xml:space="preserve">posibilidad → causalidad directa </w:t>
+        <w:t xml:space="preserve">posibilidad → relación más firme </w:t>
+      </w:r>
+    </w:p>
+    <w:p>
+      <w:pPr>
+        <w:spacing w:after="0" w:line="240" w:lineRule="auto"/>
+        <w:rPr>
+          <w:rFonts w:ascii="Times New Roman" w:eastAsia="Times New Roman" w:hAnsi="Times New Roman" w:cs="Times New Roman"/>
+          <w:sz w:val="24"/>
+          <w:szCs w:val="24"/>
+          <w:lang w:eastAsia="es-ES"/>
+        </w:rPr>
+      </w:pPr>
+      <w:r>
+        <w:rPr>
+          <w:rFonts w:ascii="Times New Roman" w:eastAsia="Times New Roman" w:hAnsi="Times New Roman" w:cs="Times New Roman"/>
+          <w:sz w:val="24"/>
+          <w:szCs w:val="24"/>
+          <w:lang w:eastAsia="es-ES"/>
+        </w:rPr>
+        <w:pict>
+          <v:rect id="_x0000_i1033" style="width:0;height:1.5pt" o:hralign="center" o:hrstd="t" o:hr="t" fillcolor="#a0a0a0" stroked="f"/>
+        </w:pict>
       </w:r>
     </w:p>
     <w:p>
@@ -759,7 +799,29 @@
           <w:szCs w:val="24"/>
           <w:lang w:eastAsia="es-ES"/>
         </w:rPr>
-        <w:t>Si una relación débil o sugerida se convierte en causa directa (o al revés).</w:t>
+        <w:t>Si una relación sugerida o abierta se convierte en una relación más directa o explicativa, o al revés.</w:t>
+      </w:r>
+    </w:p>
+    <w:p>
+      <w:pPr>
+        <w:spacing w:after="0" w:line="240" w:lineRule="auto"/>
+        <w:rPr>
+          <w:rFonts w:ascii="Times New Roman" w:eastAsia="Times New Roman" w:hAnsi="Times New Roman" w:cs="Times New Roman"/>
+          <w:sz w:val="24"/>
+          <w:szCs w:val="24"/>
+          <w:lang w:eastAsia="es-ES"/>
+        </w:rPr>
+      </w:pPr>
+      <w:r>
+        <w:rPr>
+          <w:rFonts w:ascii="Times New Roman" w:eastAsia="Times New Roman" w:hAnsi="Times New Roman" w:cs="Times New Roman"/>
+          <w:sz w:val="24"/>
+          <w:szCs w:val="24"/>
+          <w:lang w:eastAsia="es-ES"/>
+        </w:rPr>
+        <w:pict>
+          <v:rect id="_x0000_i1034" style="width:0;height:1.5pt" o:hralign="center" o:hrstd="t" o:hr="t" fillcolor="#a0a0a0" stroked="f"/>
+        </w:pict>
       </w:r>
     </w:p>
     <w:p>
@@ -804,7 +866,29 @@
           <w:szCs w:val="24"/>
           <w:lang w:eastAsia="es-ES"/>
         </w:rPr>
-        <w:t>Si algún dato pierde importancia o se reordena de forma que cambia su peso relativo.</w:t>
+        <w:t>Si algún dato pierde peso, se desplaza o se presenta con menor o mayor relevancia que en el original.</w:t>
+      </w:r>
+    </w:p>
+    <w:p>
+      <w:pPr>
+        <w:spacing w:after="0" w:line="240" w:lineRule="auto"/>
+        <w:rPr>
+          <w:rFonts w:ascii="Times New Roman" w:eastAsia="Times New Roman" w:hAnsi="Times New Roman" w:cs="Times New Roman"/>
+          <w:sz w:val="24"/>
+          <w:szCs w:val="24"/>
+          <w:lang w:eastAsia="es-ES"/>
+        </w:rPr>
+      </w:pPr>
+      <w:r>
+        <w:rPr>
+          <w:rFonts w:ascii="Times New Roman" w:eastAsia="Times New Roman" w:hAnsi="Times New Roman" w:cs="Times New Roman"/>
+          <w:sz w:val="24"/>
+          <w:szCs w:val="24"/>
+          <w:lang w:eastAsia="es-ES"/>
+        </w:rPr>
+        <w:pict>
+          <v:rect id="_x0000_i1035" style="width:0;height:1.5pt" o:hralign="center" o:hrstd="t" o:hr="t" fillcolor="#a0a0a0" stroked="f"/>
+        </w:pict>
       </w:r>
     </w:p>
     <w:p>
@@ -870,7 +954,262 @@
           <w:lang w:eastAsia="es-ES"/>
         </w:rPr>
         <w:pict>
-          <v:rect id="_x0000_i1030" style="width:0;height:1.5pt" o:hralign="center" o:hrstd="t" o:hr="t" fillcolor="#a0a0a0" stroked="f"/>
+          <v:rect id="_x0000_i1036" style="width:0;height:1.5pt" o:hralign="center" o:hrstd="t" o:hr="t" fillcolor="#a0a0a0" stroked="f"/>
+        </w:pict>
+      </w:r>
+    </w:p>
+    <w:p>
+      <w:pPr>
+        <w:spacing w:before="100" w:beforeAutospacing="1" w:after="100" w:afterAutospacing="1" w:line="240" w:lineRule="auto"/>
+        <w:outlineLvl w:val="2"/>
+        <w:rPr>
+          <w:rFonts w:ascii="Times New Roman" w:eastAsia="Times New Roman" w:hAnsi="Times New Roman" w:cs="Times New Roman"/>
+          <w:b/>
+          <w:bCs/>
+          <w:sz w:val="27"/>
+          <w:szCs w:val="27"/>
+          <w:lang w:eastAsia="es-ES"/>
+        </w:rPr>
+      </w:pPr>
+      <w:r>
+        <w:rPr>
+          <w:rFonts w:ascii="Times New Roman" w:eastAsia="Times New Roman" w:hAnsi="Times New Roman" w:cs="Times New Roman"/>
+          <w:b/>
+          <w:bCs/>
+          <w:sz w:val="27"/>
+          <w:szCs w:val="27"/>
+          <w:lang w:eastAsia="es-ES"/>
+        </w:rPr>
+        <w:t>8. Cambios en la voz del historiador (MUY IMPORTANTE)</w:t>
+      </w:r>
+    </w:p>
+    <w:p>
+      <w:pPr>
+        <w:spacing w:before="100" w:beforeAutospacing="1" w:after="100" w:afterAutospacing="1" w:line="240" w:lineRule="auto"/>
+        <w:rPr>
+          <w:rFonts w:ascii="Times New Roman" w:eastAsia="Times New Roman" w:hAnsi="Times New Roman" w:cs="Times New Roman"/>
+          <w:sz w:val="24"/>
+          <w:szCs w:val="24"/>
+          <w:lang w:eastAsia="es-ES"/>
+        </w:rPr>
+      </w:pPr>
+      <w:r>
+        <w:rPr>
+          <w:rFonts w:ascii="Times New Roman" w:eastAsia="Times New Roman" w:hAnsi="Times New Roman" w:cs="Times New Roman"/>
+          <w:sz w:val="24"/>
+          <w:szCs w:val="24"/>
+          <w:lang w:eastAsia="es-ES"/>
+        </w:rPr>
+        <w:t>Detectar si cambia la posición del autor en el texto, por ejemplo:</w:t>
+      </w:r>
+    </w:p>
+    <w:p>
+      <w:pPr>
+        <w:numPr>
+          <w:ilvl w:val="0"/>
+          <w:numId w:val="11"/>
+        </w:numPr>
+        <w:spacing w:before="100" w:beforeAutospacing="1" w:after="100" w:afterAutospacing="1" w:line="240" w:lineRule="auto"/>
+        <w:rPr>
+          <w:rFonts w:ascii="Times New Roman" w:eastAsia="Times New Roman" w:hAnsi="Times New Roman" w:cs="Times New Roman"/>
+          <w:sz w:val="24"/>
+          <w:szCs w:val="24"/>
+          <w:lang w:eastAsia="es-ES"/>
+        </w:rPr>
+      </w:pPr>
+      <w:r>
+        <w:rPr>
+          <w:rFonts w:ascii="Times New Roman" w:eastAsia="Times New Roman" w:hAnsi="Times New Roman" w:cs="Times New Roman"/>
+          <w:sz w:val="24"/>
+          <w:szCs w:val="24"/>
+          <w:lang w:eastAsia="es-ES"/>
+        </w:rPr>
+        <w:t xml:space="preserve">de implicación directa (“encontramos”, “vemos”) a formulación impersonal (“se encuentra”) </w:t>
+      </w:r>
+    </w:p>
+    <w:p>
+      <w:pPr>
+        <w:numPr>
+          <w:ilvl w:val="0"/>
+          <w:numId w:val="11"/>
+        </w:numPr>
+        <w:spacing w:before="100" w:beforeAutospacing="1" w:after="100" w:afterAutospacing="1" w:line="240" w:lineRule="auto"/>
+        <w:rPr>
+          <w:rFonts w:ascii="Times New Roman" w:eastAsia="Times New Roman" w:hAnsi="Times New Roman" w:cs="Times New Roman"/>
+          <w:sz w:val="24"/>
+          <w:szCs w:val="24"/>
+          <w:lang w:eastAsia="es-ES"/>
+        </w:rPr>
+      </w:pPr>
+      <w:r>
+        <w:rPr>
+          <w:rFonts w:ascii="Times New Roman" w:eastAsia="Times New Roman" w:hAnsi="Times New Roman" w:cs="Times New Roman"/>
+          <w:sz w:val="24"/>
+          <w:szCs w:val="24"/>
+          <w:lang w:eastAsia="es-ES"/>
+        </w:rPr>
+        <w:t xml:space="preserve">de voz vinculada a la investigación a voz neutra o expositiva </w:t>
+      </w:r>
+    </w:p>
+    <w:p>
+      <w:pPr>
+        <w:spacing w:after="0" w:line="240" w:lineRule="auto"/>
+        <w:rPr>
+          <w:rFonts w:ascii="Times New Roman" w:eastAsia="Times New Roman" w:hAnsi="Times New Roman" w:cs="Times New Roman"/>
+          <w:sz w:val="24"/>
+          <w:szCs w:val="24"/>
+          <w:lang w:eastAsia="es-ES"/>
+        </w:rPr>
+      </w:pPr>
+      <w:r>
+        <w:rPr>
+          <w:rFonts w:ascii="Times New Roman" w:eastAsia="Times New Roman" w:hAnsi="Times New Roman" w:cs="Times New Roman"/>
+          <w:sz w:val="24"/>
+          <w:szCs w:val="24"/>
+          <w:lang w:eastAsia="es-ES"/>
+        </w:rPr>
+        <w:lastRenderedPageBreak/>
+        <w:pict>
+          <v:rect id="_x0000_i1037" style="width:0;height:1.5pt" o:hralign="center" o:hrstd="t" o:hr="t" fillcolor="#a0a0a0" stroked="f"/>
+        </w:pict>
+      </w:r>
+    </w:p>
+    <w:p>
+      <w:pPr>
+        <w:spacing w:before="100" w:beforeAutospacing="1" w:after="100" w:afterAutospacing="1" w:line="240" w:lineRule="auto"/>
+        <w:outlineLvl w:val="2"/>
+        <w:rPr>
+          <w:rFonts w:ascii="Times New Roman" w:eastAsia="Times New Roman" w:hAnsi="Times New Roman" w:cs="Times New Roman"/>
+          <w:b/>
+          <w:bCs/>
+          <w:sz w:val="27"/>
+          <w:szCs w:val="27"/>
+          <w:lang w:eastAsia="es-ES"/>
+        </w:rPr>
+      </w:pPr>
+      <w:r>
+        <w:rPr>
+          <w:rFonts w:ascii="Times New Roman" w:eastAsia="Times New Roman" w:hAnsi="Times New Roman" w:cs="Times New Roman"/>
+          <w:b/>
+          <w:bCs/>
+          <w:sz w:val="27"/>
+          <w:szCs w:val="27"/>
+          <w:lang w:eastAsia="es-ES"/>
+        </w:rPr>
+        <w:t>9. Cambios en el grado de explicitación</w:t>
+      </w:r>
+    </w:p>
+    <w:p>
+      <w:pPr>
+        <w:spacing w:before="100" w:beforeAutospacing="1" w:after="100" w:afterAutospacing="1" w:line="240" w:lineRule="auto"/>
+        <w:rPr>
+          <w:rFonts w:ascii="Times New Roman" w:eastAsia="Times New Roman" w:hAnsi="Times New Roman" w:cs="Times New Roman"/>
+          <w:sz w:val="24"/>
+          <w:szCs w:val="24"/>
+          <w:lang w:eastAsia="es-ES"/>
+        </w:rPr>
+      </w:pPr>
+      <w:r>
+        <w:rPr>
+          <w:rFonts w:ascii="Times New Roman" w:eastAsia="Times New Roman" w:hAnsi="Times New Roman" w:cs="Times New Roman"/>
+          <w:sz w:val="24"/>
+          <w:szCs w:val="24"/>
+          <w:lang w:eastAsia="es-ES"/>
+        </w:rPr>
+        <w:t>Detectar si el texto editado:</w:t>
+      </w:r>
+    </w:p>
+    <w:p>
+      <w:pPr>
+        <w:numPr>
+          <w:ilvl w:val="0"/>
+          <w:numId w:val="12"/>
+        </w:numPr>
+        <w:spacing w:before="100" w:beforeAutospacing="1" w:after="100" w:afterAutospacing="1" w:line="240" w:lineRule="auto"/>
+        <w:rPr>
+          <w:rFonts w:ascii="Times New Roman" w:eastAsia="Times New Roman" w:hAnsi="Times New Roman" w:cs="Times New Roman"/>
+          <w:sz w:val="24"/>
+          <w:szCs w:val="24"/>
+          <w:lang w:eastAsia="es-ES"/>
+        </w:rPr>
+      </w:pPr>
+      <w:r>
+        <w:rPr>
+          <w:rFonts w:ascii="Times New Roman" w:eastAsia="Times New Roman" w:hAnsi="Times New Roman" w:cs="Times New Roman"/>
+          <w:sz w:val="24"/>
+          <w:szCs w:val="24"/>
+          <w:lang w:eastAsia="es-ES"/>
+        </w:rPr>
+        <w:t xml:space="preserve">explica más de lo que el original sugería </w:t>
+      </w:r>
+    </w:p>
+    <w:p>
+      <w:pPr>
+        <w:numPr>
+          <w:ilvl w:val="0"/>
+          <w:numId w:val="12"/>
+        </w:numPr>
+        <w:spacing w:before="100" w:beforeAutospacing="1" w:after="100" w:afterAutospacing="1" w:line="240" w:lineRule="auto"/>
+        <w:rPr>
+          <w:rFonts w:ascii="Times New Roman" w:eastAsia="Times New Roman" w:hAnsi="Times New Roman" w:cs="Times New Roman"/>
+          <w:sz w:val="24"/>
+          <w:szCs w:val="24"/>
+          <w:lang w:eastAsia="es-ES"/>
+        </w:rPr>
+      </w:pPr>
+      <w:r>
+        <w:rPr>
+          <w:rFonts w:ascii="Times New Roman" w:eastAsia="Times New Roman" w:hAnsi="Times New Roman" w:cs="Times New Roman"/>
+          <w:sz w:val="24"/>
+          <w:szCs w:val="24"/>
+          <w:lang w:eastAsia="es-ES"/>
+        </w:rPr>
+        <w:t xml:space="preserve">introduce conectores (“por ejemplo”, “ya que”, etc.) que guían la interpretación </w:t>
+      </w:r>
+    </w:p>
+    <w:p>
+      <w:pPr>
+        <w:numPr>
+          <w:ilvl w:val="0"/>
+          <w:numId w:val="12"/>
+        </w:numPr>
+        <w:spacing w:before="100" w:beforeAutospacing="1" w:after="100" w:afterAutospacing="1" w:line="240" w:lineRule="auto"/>
+        <w:rPr>
+          <w:rFonts w:ascii="Times New Roman" w:eastAsia="Times New Roman" w:hAnsi="Times New Roman" w:cs="Times New Roman"/>
+          <w:sz w:val="24"/>
+          <w:szCs w:val="24"/>
+          <w:lang w:eastAsia="es-ES"/>
+        </w:rPr>
+      </w:pPr>
+      <w:r>
+        <w:rPr>
+          <w:rFonts w:ascii="Times New Roman" w:eastAsia="Times New Roman" w:hAnsi="Times New Roman" w:cs="Times New Roman"/>
+          <w:sz w:val="24"/>
+          <w:szCs w:val="24"/>
+          <w:lang w:eastAsia="es-ES"/>
+        </w:rPr>
+        <w:t xml:space="preserve">hace explícitas relaciones que en el original eran implícitas </w:t>
+      </w:r>
+    </w:p>
+    <w:p>
+      <w:pPr>
+        <w:spacing w:after="0" w:line="240" w:lineRule="auto"/>
+        <w:rPr>
+          <w:rFonts w:ascii="Times New Roman" w:eastAsia="Times New Roman" w:hAnsi="Times New Roman" w:cs="Times New Roman"/>
+          <w:sz w:val="24"/>
+          <w:szCs w:val="24"/>
+          <w:lang w:eastAsia="es-ES"/>
+        </w:rPr>
+      </w:pPr>
+      <w:r>
+        <w:rPr>
+          <w:rFonts w:ascii="Times New Roman" w:eastAsia="Times New Roman" w:hAnsi="Times New Roman" w:cs="Times New Roman"/>
+          <w:sz w:val="24"/>
+          <w:szCs w:val="24"/>
+          <w:lang w:eastAsia="es-ES"/>
+        </w:rPr>
+        <w:pict>
+          <v:rect id="_x0000_i1038" style="width:0;height:1.5pt" o:hralign="center" o:hrstd="t" o:hr="t" fillcolor="#a0a0a0" stroked="f"/>
         </w:pict>
       </w:r>
     </w:p>
@@ -903,7 +1242,7 @@
       <w:pPr>
         <w:numPr>
           <w:ilvl w:val="0"/>
-          <w:numId w:val="3"/>
+          <w:numId w:val="13"/>
         </w:numPr>
         <w:spacing w:before="100" w:beforeAutospacing="1" w:after="100" w:afterAutospacing="1" w:line="240" w:lineRule="auto"/>
         <w:rPr>
@@ -920,14 +1259,14 @@
           <w:szCs w:val="24"/>
           <w:lang w:eastAsia="es-ES"/>
         </w:rPr>
-        <w:t xml:space="preserve">No editar ninguno de los textos </w:t>
+        <w:t xml:space="preserve">No editar los textos </w:t>
       </w:r>
     </w:p>
     <w:p>
       <w:pPr>
         <w:numPr>
           <w:ilvl w:val="0"/>
-          <w:numId w:val="3"/>
+          <w:numId w:val="13"/>
         </w:numPr>
         <w:spacing w:before="100" w:beforeAutospacing="1" w:after="100" w:afterAutospacing="1" w:line="240" w:lineRule="auto"/>
         <w:rPr>
@@ -951,7 +1290,7 @@
       <w:pPr>
         <w:numPr>
           <w:ilvl w:val="0"/>
-          <w:numId w:val="3"/>
+          <w:numId w:val="13"/>
         </w:numPr>
         <w:spacing w:before="100" w:beforeAutospacing="1" w:after="100" w:afterAutospacing="1" w:line="240" w:lineRule="auto"/>
         <w:rPr>
@@ -968,14 +1307,14 @@
           <w:szCs w:val="24"/>
           <w:lang w:eastAsia="es-ES"/>
         </w:rPr>
-        <w:t xml:space="preserve">No juzgar estilo literario </w:t>
+        <w:t xml:space="preserve">No valorar si el texto es mejor o peor </w:t>
       </w:r>
     </w:p>
     <w:p>
       <w:pPr>
         <w:numPr>
           <w:ilvl w:val="0"/>
-          <w:numId w:val="3"/>
+          <w:numId w:val="13"/>
         </w:numPr>
         <w:spacing w:before="100" w:beforeAutospacing="1" w:after="100" w:afterAutospacing="1" w:line="240" w:lineRule="auto"/>
         <w:rPr>
@@ -992,30 +1331,6 @@
           <w:szCs w:val="24"/>
           <w:lang w:eastAsia="es-ES"/>
         </w:rPr>
-        <w:t xml:space="preserve">No valorar “mejor o peor” </w:t>
-      </w:r>
-    </w:p>
-    <w:p>
-      <w:pPr>
-        <w:numPr>
-          <w:ilvl w:val="0"/>
-          <w:numId w:val="3"/>
-        </w:numPr>
-        <w:spacing w:before="100" w:beforeAutospacing="1" w:after="100" w:afterAutospacing="1" w:line="240" w:lineRule="auto"/>
-        <w:rPr>
-          <w:rFonts w:ascii="Times New Roman" w:eastAsia="Times New Roman" w:hAnsi="Times New Roman" w:cs="Times New Roman"/>
-          <w:sz w:val="24"/>
-          <w:szCs w:val="24"/>
-          <w:lang w:eastAsia="es-ES"/>
-        </w:rPr>
-      </w:pPr>
-      <w:r>
-        <w:rPr>
-          <w:rFonts w:ascii="Times New Roman" w:eastAsia="Times New Roman" w:hAnsi="Times New Roman" w:cs="Times New Roman"/>
-          <w:sz w:val="24"/>
-          <w:szCs w:val="24"/>
-          <w:lang w:eastAsia="es-ES"/>
-        </w:rPr>
         <w:t xml:space="preserve">No introducir conocimiento externo </w:t>
       </w:r>
     </w:p>
@@ -1037,7 +1352,7 @@
           <w:lang w:eastAsia="es-ES"/>
         </w:rPr>
         <w:pict>
-          <v:rect id="_x0000_i1031" style="width:0;height:1.5pt" o:hralign="center" o:hrstd="t" o:hr="t" fillcolor="#a0a0a0" stroked="f"/>
+          <v:rect id="_x0000_i1039" style="width:0;height:1.5pt" o:hralign="center" o:hrstd="t" o:hr="t" fillcolor="#a0a0a0" stroked="f"/>
         </w:pict>
       </w:r>
     </w:p>
@@ -1069,26 +1384,6 @@
     <w:p>
       <w:pPr>
         <w:spacing w:before="100" w:beforeAutospacing="1" w:after="100" w:afterAutospacing="1" w:line="240" w:lineRule="auto"/>
-        <w:rPr>
-          <w:rFonts w:ascii="Times New Roman" w:eastAsia="Times New Roman" w:hAnsi="Times New Roman" w:cs="Times New Roman"/>
-          <w:sz w:val="24"/>
-          <w:szCs w:val="24"/>
-          <w:lang w:eastAsia="es-ES"/>
-        </w:rPr>
-      </w:pPr>
-      <w:r>
-        <w:rPr>
-          <w:rFonts w:ascii="Times New Roman" w:eastAsia="Times New Roman" w:hAnsi="Times New Roman" w:cs="Times New Roman"/>
-          <w:sz w:val="24"/>
-          <w:szCs w:val="24"/>
-          <w:lang w:eastAsia="es-ES"/>
-        </w:rPr>
-        <w:t>Estructura la respuesta así:</w:t>
-      </w:r>
-    </w:p>
-    <w:p>
-      <w:pPr>
-        <w:spacing w:before="100" w:beforeAutospacing="1" w:after="100" w:afterAutospacing="1" w:line="240" w:lineRule="auto"/>
         <w:outlineLvl w:val="2"/>
         <w:rPr>
           <w:rFonts w:ascii="Times New Roman" w:eastAsia="Times New Roman" w:hAnsi="Times New Roman" w:cs="Times New Roman"/>
@@ -1108,7 +1403,6 @@
           <w:szCs w:val="27"/>
           <w:lang w:eastAsia="es-ES"/>
         </w:rPr>
-        <w:lastRenderedPageBreak/>
         <w:t>RESUMEN GENERAL</w:t>
       </w:r>
     </w:p>
@@ -1129,7 +1423,7 @@
           <w:szCs w:val="24"/>
           <w:lang w:eastAsia="es-ES"/>
         </w:rPr>
-        <w:t>Breve diagnóstico global (2–4 líneas)</w:t>
+        <w:t>Diagnóstico global breve (2–4 líneas)</w:t>
       </w:r>
     </w:p>
     <w:p>
@@ -1150,7 +1444,7 @@
           <w:lang w:eastAsia="es-ES"/>
         </w:rPr>
         <w:pict>
-          <v:rect id="_x0000_i1032" style="width:0;height:1.5pt" o:hralign="center" o:hrstd="t" o:hr="t" fillcolor="#a0a0a0" stroked="f"/>
+          <v:rect id="_x0000_i1040" style="width:0;height:1.5pt" o:hralign="center" o:hrstd="t" o:hr="t" fillcolor="#a0a0a0" stroked="f"/>
         </w:pict>
       </w:r>
     </w:p>
@@ -1208,7 +1502,7 @@
       <w:pPr>
         <w:numPr>
           <w:ilvl w:val="0"/>
-          <w:numId w:val="4"/>
+          <w:numId w:val="14"/>
         </w:numPr>
         <w:spacing w:before="100" w:beforeAutospacing="1" w:after="100" w:afterAutospacing="1" w:line="240" w:lineRule="auto"/>
         <w:rPr>
@@ -1257,7 +1551,7 @@
       <w:pPr>
         <w:numPr>
           <w:ilvl w:val="0"/>
-          <w:numId w:val="5"/>
+          <w:numId w:val="15"/>
         </w:numPr>
         <w:spacing w:before="100" w:beforeAutospacing="1" w:after="100" w:afterAutospacing="1" w:line="240" w:lineRule="auto"/>
         <w:rPr>
@@ -1306,7 +1600,7 @@
       <w:pPr>
         <w:numPr>
           <w:ilvl w:val="0"/>
-          <w:numId w:val="6"/>
+          <w:numId w:val="16"/>
         </w:numPr>
         <w:spacing w:before="100" w:beforeAutospacing="1" w:after="100" w:afterAutospacing="1" w:line="240" w:lineRule="auto"/>
         <w:rPr>
@@ -1355,7 +1649,7 @@
       <w:pPr>
         <w:numPr>
           <w:ilvl w:val="0"/>
-          <w:numId w:val="7"/>
+          <w:numId w:val="17"/>
         </w:numPr>
         <w:spacing w:before="100" w:beforeAutospacing="1" w:after="100" w:afterAutospacing="1" w:line="240" w:lineRule="auto"/>
         <w:rPr>
@@ -1404,7 +1698,7 @@
       <w:pPr>
         <w:numPr>
           <w:ilvl w:val="0"/>
-          <w:numId w:val="8"/>
+          <w:numId w:val="18"/>
         </w:numPr>
         <w:spacing w:before="100" w:beforeAutospacing="1" w:after="100" w:afterAutospacing="1" w:line="240" w:lineRule="auto"/>
         <w:rPr>
@@ -1421,6 +1715,7 @@
           <w:szCs w:val="24"/>
           <w:lang w:eastAsia="es-ES"/>
         </w:rPr>
+        <w:lastRenderedPageBreak/>
         <w:t xml:space="preserve">… </w:t>
       </w:r>
     </w:p>
@@ -1450,9 +1745,245 @@
       </w:r>
     </w:p>
     <w:p>
-      <w:bookmarkStart w:id="0" w:name="_GoBack"/>
-      <w:bookmarkEnd w:id="0"/>
-    </w:p>
+      <w:pPr>
+        <w:numPr>
+          <w:ilvl w:val="0"/>
+          <w:numId w:val="19"/>
+        </w:numPr>
+        <w:spacing w:before="100" w:beforeAutospacing="1" w:after="100" w:afterAutospacing="1" w:line="240" w:lineRule="auto"/>
+        <w:rPr>
+          <w:rFonts w:ascii="Times New Roman" w:eastAsia="Times New Roman" w:hAnsi="Times New Roman" w:cs="Times New Roman"/>
+          <w:sz w:val="24"/>
+          <w:szCs w:val="24"/>
+          <w:lang w:eastAsia="es-ES"/>
+        </w:rPr>
+      </w:pPr>
+      <w:r>
+        <w:rPr>
+          <w:rFonts w:ascii="Times New Roman" w:eastAsia="Times New Roman" w:hAnsi="Times New Roman" w:cs="Times New Roman"/>
+          <w:sz w:val="24"/>
+          <w:szCs w:val="24"/>
+          <w:lang w:eastAsia="es-ES"/>
+        </w:rPr>
+        <w:t xml:space="preserve">… </w:t>
+      </w:r>
+    </w:p>
+    <w:p>
+      <w:pPr>
+        <w:spacing w:before="100" w:beforeAutospacing="1" w:after="100" w:afterAutospacing="1" w:line="240" w:lineRule="auto"/>
+        <w:outlineLvl w:val="3"/>
+        <w:rPr>
+          <w:rFonts w:ascii="Times New Roman" w:eastAsia="Times New Roman" w:hAnsi="Times New Roman" w:cs="Times New Roman"/>
+          <w:b/>
+          <w:bCs/>
+          <w:sz w:val="24"/>
+          <w:szCs w:val="24"/>
+          <w:lang w:eastAsia="es-ES"/>
+        </w:rPr>
+      </w:pPr>
+      <w:r>
+        <w:rPr>
+          <w:rFonts w:ascii="Times New Roman" w:eastAsia="Times New Roman" w:hAnsi="Times New Roman" w:cs="Times New Roman"/>
+          <w:b/>
+          <w:bCs/>
+          <w:sz w:val="24"/>
+          <w:szCs w:val="24"/>
+          <w:lang w:eastAsia="es-ES"/>
+        </w:rPr>
+        <w:t>7. Simplificaciones con pérdida de matiz</w:t>
+      </w:r>
+    </w:p>
+    <w:p>
+      <w:pPr>
+        <w:numPr>
+          <w:ilvl w:val="0"/>
+          <w:numId w:val="20"/>
+        </w:numPr>
+        <w:spacing w:before="100" w:beforeAutospacing="1" w:after="100" w:afterAutospacing="1" w:line="240" w:lineRule="auto"/>
+        <w:rPr>
+          <w:rFonts w:ascii="Times New Roman" w:eastAsia="Times New Roman" w:hAnsi="Times New Roman" w:cs="Times New Roman"/>
+          <w:sz w:val="24"/>
+          <w:szCs w:val="24"/>
+          <w:lang w:eastAsia="es-ES"/>
+        </w:rPr>
+      </w:pPr>
+      <w:r>
+        <w:rPr>
+          <w:rFonts w:ascii="Times New Roman" w:eastAsia="Times New Roman" w:hAnsi="Times New Roman" w:cs="Times New Roman"/>
+          <w:sz w:val="24"/>
+          <w:szCs w:val="24"/>
+          <w:lang w:eastAsia="es-ES"/>
+        </w:rPr>
+        <w:t xml:space="preserve">… </w:t>
+      </w:r>
+    </w:p>
+    <w:p>
+      <w:pPr>
+        <w:spacing w:before="100" w:beforeAutospacing="1" w:after="100" w:afterAutospacing="1" w:line="240" w:lineRule="auto"/>
+        <w:outlineLvl w:val="3"/>
+        <w:rPr>
+          <w:rFonts w:ascii="Times New Roman" w:eastAsia="Times New Roman" w:hAnsi="Times New Roman" w:cs="Times New Roman"/>
+          <w:b/>
+          <w:bCs/>
+          <w:sz w:val="24"/>
+          <w:szCs w:val="24"/>
+          <w:lang w:eastAsia="es-ES"/>
+        </w:rPr>
+      </w:pPr>
+      <w:r>
+        <w:rPr>
+          <w:rFonts w:ascii="Times New Roman" w:eastAsia="Times New Roman" w:hAnsi="Times New Roman" w:cs="Times New Roman"/>
+          <w:b/>
+          <w:bCs/>
+          <w:sz w:val="24"/>
+          <w:szCs w:val="24"/>
+          <w:lang w:eastAsia="es-ES"/>
+        </w:rPr>
+        <w:t>8. Cambios en la voz del historiador</w:t>
+      </w:r>
+    </w:p>
+    <w:p>
+      <w:pPr>
+        <w:numPr>
+          <w:ilvl w:val="0"/>
+          <w:numId w:val="21"/>
+        </w:numPr>
+        <w:spacing w:before="100" w:beforeAutospacing="1" w:after="100" w:afterAutospacing="1" w:line="240" w:lineRule="auto"/>
+        <w:rPr>
+          <w:rFonts w:ascii="Times New Roman" w:eastAsia="Times New Roman" w:hAnsi="Times New Roman" w:cs="Times New Roman"/>
+          <w:sz w:val="24"/>
+          <w:szCs w:val="24"/>
+          <w:lang w:eastAsia="es-ES"/>
+        </w:rPr>
+      </w:pPr>
+      <w:r>
+        <w:rPr>
+          <w:rFonts w:ascii="Times New Roman" w:eastAsia="Times New Roman" w:hAnsi="Times New Roman" w:cs="Times New Roman"/>
+          <w:sz w:val="24"/>
+          <w:szCs w:val="24"/>
+          <w:lang w:eastAsia="es-ES"/>
+        </w:rPr>
+        <w:t xml:space="preserve">… </w:t>
+      </w:r>
+    </w:p>
+    <w:p>
+      <w:pPr>
+        <w:spacing w:before="100" w:beforeAutospacing="1" w:after="100" w:afterAutospacing="1" w:line="240" w:lineRule="auto"/>
+        <w:outlineLvl w:val="3"/>
+        <w:rPr>
+          <w:rFonts w:ascii="Times New Roman" w:eastAsia="Times New Roman" w:hAnsi="Times New Roman" w:cs="Times New Roman"/>
+          <w:b/>
+          <w:bCs/>
+          <w:sz w:val="24"/>
+          <w:szCs w:val="24"/>
+          <w:lang w:eastAsia="es-ES"/>
+        </w:rPr>
+      </w:pPr>
+      <w:r>
+        <w:rPr>
+          <w:rFonts w:ascii="Times New Roman" w:eastAsia="Times New Roman" w:hAnsi="Times New Roman" w:cs="Times New Roman"/>
+          <w:b/>
+          <w:bCs/>
+          <w:sz w:val="24"/>
+          <w:szCs w:val="24"/>
+          <w:lang w:eastAsia="es-ES"/>
+        </w:rPr>
+        <w:t>9. Cambios en el grado de explicitación</w:t>
+      </w:r>
+    </w:p>
+    <w:p>
+      <w:pPr>
+        <w:numPr>
+          <w:ilvl w:val="0"/>
+          <w:numId w:val="22"/>
+        </w:numPr>
+        <w:spacing w:before="100" w:beforeAutospacing="1" w:after="100" w:afterAutospacing="1" w:line="240" w:lineRule="auto"/>
+        <w:rPr>
+          <w:rFonts w:ascii="Times New Roman" w:eastAsia="Times New Roman" w:hAnsi="Times New Roman" w:cs="Times New Roman"/>
+          <w:sz w:val="24"/>
+          <w:szCs w:val="24"/>
+          <w:lang w:eastAsia="es-ES"/>
+        </w:rPr>
+      </w:pPr>
+      <w:r>
+        <w:rPr>
+          <w:rFonts w:ascii="Times New Roman" w:eastAsia="Times New Roman" w:hAnsi="Times New Roman" w:cs="Times New Roman"/>
+          <w:sz w:val="24"/>
+          <w:szCs w:val="24"/>
+          <w:lang w:eastAsia="es-ES"/>
+        </w:rPr>
+        <w:t xml:space="preserve">… </w:t>
+      </w:r>
+    </w:p>
+    <w:p>
+      <w:pPr>
+        <w:spacing w:after="0" w:line="240" w:lineRule="auto"/>
+        <w:rPr>
+          <w:rFonts w:ascii="Times New Roman" w:eastAsia="Times New Roman" w:hAnsi="Times New Roman" w:cs="Times New Roman"/>
+          <w:sz w:val="24"/>
+          <w:szCs w:val="24"/>
+          <w:lang w:eastAsia="es-ES"/>
+        </w:rPr>
+      </w:pPr>
+      <w:r>
+        <w:rPr>
+          <w:rFonts w:ascii="Times New Roman" w:eastAsia="Times New Roman" w:hAnsi="Times New Roman" w:cs="Times New Roman"/>
+          <w:sz w:val="24"/>
+          <w:szCs w:val="24"/>
+          <w:lang w:eastAsia="es-ES"/>
+        </w:rPr>
+        <w:pict>
+          <v:rect id="_x0000_i1041" style="width:0;height:1.5pt" o:hralign="center" o:hrstd="t" o:hr="t" fillcolor="#a0a0a0" stroked="f"/>
+        </w:pict>
+      </w:r>
+    </w:p>
+    <w:p>
+      <w:pPr>
+        <w:spacing w:before="100" w:beforeAutospacing="1" w:after="100" w:afterAutospacing="1" w:line="240" w:lineRule="auto"/>
+        <w:outlineLvl w:val="2"/>
+        <w:rPr>
+          <w:rFonts w:ascii="Times New Roman" w:eastAsia="Times New Roman" w:hAnsi="Times New Roman" w:cs="Times New Roman"/>
+          <w:b/>
+          <w:bCs/>
+          <w:sz w:val="27"/>
+          <w:szCs w:val="27"/>
+          <w:lang w:eastAsia="es-ES"/>
+        </w:rPr>
+      </w:pPr>
+      <w:r>
+        <w:rPr>
+          <w:rFonts w:ascii="Times New Roman" w:eastAsia="Times New Roman" w:hAnsi="Times New Roman" w:cs="Times New Roman"/>
+          <w:b/>
+          <w:bCs/>
+          <w:sz w:val="27"/>
+          <w:szCs w:val="27"/>
+          <w:lang w:eastAsia="es-ES"/>
+        </w:rPr>
+        <w:t>CONCLUSIÓN FINAL</w:t>
+      </w:r>
+    </w:p>
+    <w:p>
+      <w:pPr>
+        <w:spacing w:before="100" w:beforeAutospacing="1" w:after="100" w:afterAutospacing="1" w:line="240" w:lineRule="auto"/>
+        <w:rPr>
+          <w:rFonts w:ascii="Times New Roman" w:eastAsia="Times New Roman" w:hAnsi="Times New Roman" w:cs="Times New Roman"/>
+          <w:sz w:val="24"/>
+          <w:szCs w:val="24"/>
+          <w:lang w:eastAsia="es-ES"/>
+        </w:rPr>
+      </w:pPr>
+      <w:r>
+        <w:rPr>
+          <w:rFonts w:ascii="Times New Roman" w:eastAsia="Times New Roman" w:hAnsi="Times New Roman" w:cs="Times New Roman"/>
+          <w:sz w:val="24"/>
+          <w:szCs w:val="24"/>
+          <w:lang w:eastAsia="es-ES"/>
+        </w:rPr>
+        <w:t>Valoración breve del nivel de fidelidad del texto editado respecto al original.</w:t>
+      </w:r>
+    </w:p>
+    <w:bookmarkEnd w:id="0"/>
+    <w:p/>
     <w:sectPr>
       <w:pgSz w:w="11906" w:h="16838"/>
       <w:pgMar w:top="1417" w:right="1701" w:bottom="1417" w:left="1701" w:header="708" w:footer="708" w:gutter="0"/>
@@ -1466,6 +1997,155 @@
 <file path=word/numbering.xml><?xml version="1.0" encoding="utf-8"?>
 <w:numbering xmlns:wpc="http://schemas.microsoft.com/office/word/2010/wordprocessingCanvas" xmlns:mc="http://schemas.openxmlformats.org/markup-compatibility/2006" xmlns:o="urn:schemas-microsoft-com:office:office" xmlns:r="http://schemas.openxmlformats.org/officeDocument/2006/relationships" xmlns:m="http://schemas.openxmlformats.org/officeDocument/2006/math" xmlns:v="urn:schemas-microsoft-com:vml" xmlns:wp14="http://schemas.microsoft.com/office/word/2010/wordprocessingDrawing" xmlns:wp="http://schemas.openxmlformats.org/drawingml/2006/wordprocessingDrawing" xmlns:w10="urn:schemas-microsoft-com:office:word" xmlns:w="http://schemas.openxmlformats.org/wordprocessingml/2006/main" xmlns:w14="http://schemas.microsoft.com/office/word/2010/wordml" xmlns:wpg="http://schemas.microsoft.com/office/word/2010/wordprocessingGroup" xmlns:wpi="http://schemas.microsoft.com/office/word/2010/wordprocessingInk" xmlns:wne="http://schemas.microsoft.com/office/word/2006/wordml" xmlns:wps="http://schemas.microsoft.com/office/word/2010/wordprocessingShape" mc:Ignorable="w14 wp14">
   <w:abstractNum w:abstractNumId="0">
+    <w:nsid w:val="00C82A00"/>
+    <w:multiLevelType w:val="multilevel"/>
+    <w:tmpl w:val="DAEAC564"/>
+    <w:lvl w:ilvl="0">
+      <w:start w:val="1"/>
+      <w:numFmt w:val="bullet"/>
+      <w:lvlText w:val=""/>
+      <w:lvlJc w:val="left"/>
+      <w:pPr>
+        <w:tabs>
+          <w:tab w:val="num" w:pos="720"/>
+        </w:tabs>
+        <w:ind w:left="720" w:hanging="360"/>
+      </w:pPr>
+      <w:rPr>
+        <w:rFonts w:ascii="Symbol" w:hAnsi="Symbol" w:hint="default"/>
+        <w:sz w:val="20"/>
+      </w:rPr>
+    </w:lvl>
+    <w:lvl w:ilvl="1" w:tentative="1">
+      <w:start w:val="1"/>
+      <w:numFmt w:val="bullet"/>
+      <w:lvlText w:val="o"/>
+      <w:lvlJc w:val="left"/>
+      <w:pPr>
+        <w:tabs>
+          <w:tab w:val="num" w:pos="1440"/>
+        </w:tabs>
+        <w:ind w:left="1440" w:hanging="360"/>
+      </w:pPr>
+      <w:rPr>
+        <w:rFonts w:ascii="Courier New" w:hAnsi="Courier New" w:hint="default"/>
+        <w:sz w:val="20"/>
+      </w:rPr>
+    </w:lvl>
+    <w:lvl w:ilvl="2" w:tentative="1">
+      <w:start w:val="1"/>
+      <w:numFmt w:val="bullet"/>
+      <w:lvlText w:val=""/>
+      <w:lvlJc w:val="left"/>
+      <w:pPr>
+        <w:tabs>
+          <w:tab w:val="num" w:pos="2160"/>
+        </w:tabs>
+        <w:ind w:left="2160" w:hanging="360"/>
+      </w:pPr>
+      <w:rPr>
+        <w:rFonts w:ascii="Wingdings" w:hAnsi="Wingdings" w:hint="default"/>
+        <w:sz w:val="20"/>
+      </w:rPr>
+    </w:lvl>
+    <w:lvl w:ilvl="3" w:tentative="1">
+      <w:start w:val="1"/>
+      <w:numFmt w:val="bullet"/>
+      <w:lvlText w:val=""/>
+      <w:lvlJc w:val="left"/>
+      <w:pPr>
+        <w:tabs>
+          <w:tab w:val="num" w:pos="2880"/>
+        </w:tabs>
+        <w:ind w:left="2880" w:hanging="360"/>
+      </w:pPr>
+      <w:rPr>
+        <w:rFonts w:ascii="Wingdings" w:hAnsi="Wingdings" w:hint="default"/>
+        <w:sz w:val="20"/>
+      </w:rPr>
+    </w:lvl>
+    <w:lvl w:ilvl="4" w:tentative="1">
+      <w:start w:val="1"/>
+      <w:numFmt w:val="bullet"/>
+      <w:lvlText w:val=""/>
+      <w:lvlJc w:val="left"/>
+      <w:pPr>
+        <w:tabs>
+          <w:tab w:val="num" w:pos="3600"/>
+        </w:tabs>
+        <w:ind w:left="3600" w:hanging="360"/>
+      </w:pPr>
+      <w:rPr>
+        <w:rFonts w:ascii="Wingdings" w:hAnsi="Wingdings" w:hint="default"/>
+        <w:sz w:val="20"/>
+      </w:rPr>
+    </w:lvl>
+    <w:lvl w:ilvl="5" w:tentative="1">
+      <w:start w:val="1"/>
+      <w:numFmt w:val="bullet"/>
+      <w:lvlText w:val=""/>
+      <w:lvlJc w:val="left"/>
+      <w:pPr>
+        <w:tabs>
+          <w:tab w:val="num" w:pos="4320"/>
+        </w:tabs>
+        <w:ind w:left="4320" w:hanging="360"/>
+      </w:pPr>
+      <w:rPr>
+        <w:rFonts w:ascii="Wingdings" w:hAnsi="Wingdings" w:hint="default"/>
+        <w:sz w:val="20"/>
+      </w:rPr>
+    </w:lvl>
+    <w:lvl w:ilvl="6" w:tentative="1">
+      <w:start w:val="1"/>
+      <w:numFmt w:val="bullet"/>
+      <w:lvlText w:val=""/>
+      <w:lvlJc w:val="left"/>
+      <w:pPr>
+        <w:tabs>
+          <w:tab w:val="num" w:pos="5040"/>
+        </w:tabs>
+        <w:ind w:left="5040" w:hanging="360"/>
+      </w:pPr>
+      <w:rPr>
+        <w:rFonts w:ascii="Wingdings" w:hAnsi="Wingdings" w:hint="default"/>
+        <w:sz w:val="20"/>
+      </w:rPr>
+    </w:lvl>
+    <w:lvl w:ilvl="7" w:tentative="1">
+      <w:start w:val="1"/>
+      <w:numFmt w:val="bullet"/>
+      <w:lvlText w:val=""/>
+      <w:lvlJc w:val="left"/>
+      <w:pPr>
+        <w:tabs>
+          <w:tab w:val="num" w:pos="5760"/>
+        </w:tabs>
+        <w:ind w:left="5760" w:hanging="360"/>
+      </w:pPr>
+      <w:rPr>
+        <w:rFonts w:ascii="Wingdings" w:hAnsi="Wingdings" w:hint="default"/>
+        <w:sz w:val="20"/>
+      </w:rPr>
+    </w:lvl>
+    <w:lvl w:ilvl="8" w:tentative="1">
+      <w:start w:val="1"/>
+      <w:numFmt w:val="bullet"/>
+      <w:lvlText w:val=""/>
+      <w:lvlJc w:val="left"/>
+      <w:pPr>
+        <w:tabs>
+          <w:tab w:val="num" w:pos="6480"/>
+        </w:tabs>
+        <w:ind w:left="6480" w:hanging="360"/>
+      </w:pPr>
+      <w:rPr>
+        <w:rFonts w:ascii="Wingdings" w:hAnsi="Wingdings" w:hint="default"/>
+        <w:sz w:val="20"/>
+      </w:rPr>
+    </w:lvl>
+  </w:abstractNum>
+  <w:abstractNum w:abstractNumId="1">
     <w:nsid w:val="01776874"/>
     <w:multiLevelType w:val="multilevel"/>
     <w:tmpl w:val="0632298C"/>
@@ -1614,7 +2294,7 @@
       </w:rPr>
     </w:lvl>
   </w:abstractNum>
-  <w:abstractNum w:abstractNumId="1">
+  <w:abstractNum w:abstractNumId="2">
     <w:nsid w:val="09C04409"/>
     <w:multiLevelType w:val="multilevel"/>
     <w:tmpl w:val="9BC09ECE"/>
@@ -1763,7 +2443,156 @@
       </w:rPr>
     </w:lvl>
   </w:abstractNum>
-  <w:abstractNum w:abstractNumId="2">
+  <w:abstractNum w:abstractNumId="3">
+    <w:nsid w:val="121A1449"/>
+    <w:multiLevelType w:val="multilevel"/>
+    <w:tmpl w:val="ED42C3C6"/>
+    <w:lvl w:ilvl="0">
+      <w:start w:val="1"/>
+      <w:numFmt w:val="bullet"/>
+      <w:lvlText w:val=""/>
+      <w:lvlJc w:val="left"/>
+      <w:pPr>
+        <w:tabs>
+          <w:tab w:val="num" w:pos="720"/>
+        </w:tabs>
+        <w:ind w:left="720" w:hanging="360"/>
+      </w:pPr>
+      <w:rPr>
+        <w:rFonts w:ascii="Symbol" w:hAnsi="Symbol" w:hint="default"/>
+        <w:sz w:val="20"/>
+      </w:rPr>
+    </w:lvl>
+    <w:lvl w:ilvl="1" w:tentative="1">
+      <w:start w:val="1"/>
+      <w:numFmt w:val="bullet"/>
+      <w:lvlText w:val="o"/>
+      <w:lvlJc w:val="left"/>
+      <w:pPr>
+        <w:tabs>
+          <w:tab w:val="num" w:pos="1440"/>
+        </w:tabs>
+        <w:ind w:left="1440" w:hanging="360"/>
+      </w:pPr>
+      <w:rPr>
+        <w:rFonts w:ascii="Courier New" w:hAnsi="Courier New" w:hint="default"/>
+        <w:sz w:val="20"/>
+      </w:rPr>
+    </w:lvl>
+    <w:lvl w:ilvl="2" w:tentative="1">
+      <w:start w:val="1"/>
+      <w:numFmt w:val="bullet"/>
+      <w:lvlText w:val=""/>
+      <w:lvlJc w:val="left"/>
+      <w:pPr>
+        <w:tabs>
+          <w:tab w:val="num" w:pos="2160"/>
+        </w:tabs>
+        <w:ind w:left="2160" w:hanging="360"/>
+      </w:pPr>
+      <w:rPr>
+        <w:rFonts w:ascii="Wingdings" w:hAnsi="Wingdings" w:hint="default"/>
+        <w:sz w:val="20"/>
+      </w:rPr>
+    </w:lvl>
+    <w:lvl w:ilvl="3" w:tentative="1">
+      <w:start w:val="1"/>
+      <w:numFmt w:val="bullet"/>
+      <w:lvlText w:val=""/>
+      <w:lvlJc w:val="left"/>
+      <w:pPr>
+        <w:tabs>
+          <w:tab w:val="num" w:pos="2880"/>
+        </w:tabs>
+        <w:ind w:left="2880" w:hanging="360"/>
+      </w:pPr>
+      <w:rPr>
+        <w:rFonts w:ascii="Wingdings" w:hAnsi="Wingdings" w:hint="default"/>
+        <w:sz w:val="20"/>
+      </w:rPr>
+    </w:lvl>
+    <w:lvl w:ilvl="4" w:tentative="1">
+      <w:start w:val="1"/>
+      <w:numFmt w:val="bullet"/>
+      <w:lvlText w:val=""/>
+      <w:lvlJc w:val="left"/>
+      <w:pPr>
+        <w:tabs>
+          <w:tab w:val="num" w:pos="3600"/>
+        </w:tabs>
+        <w:ind w:left="3600" w:hanging="360"/>
+      </w:pPr>
+      <w:rPr>
+        <w:rFonts w:ascii="Wingdings" w:hAnsi="Wingdings" w:hint="default"/>
+        <w:sz w:val="20"/>
+      </w:rPr>
+    </w:lvl>
+    <w:lvl w:ilvl="5" w:tentative="1">
+      <w:start w:val="1"/>
+      <w:numFmt w:val="bullet"/>
+      <w:lvlText w:val=""/>
+      <w:lvlJc w:val="left"/>
+      <w:pPr>
+        <w:tabs>
+          <w:tab w:val="num" w:pos="4320"/>
+        </w:tabs>
+        <w:ind w:left="4320" w:hanging="360"/>
+      </w:pPr>
+      <w:rPr>
+        <w:rFonts w:ascii="Wingdings" w:hAnsi="Wingdings" w:hint="default"/>
+        <w:sz w:val="20"/>
+      </w:rPr>
+    </w:lvl>
+    <w:lvl w:ilvl="6" w:tentative="1">
+      <w:start w:val="1"/>
+      <w:numFmt w:val="bullet"/>
+      <w:lvlText w:val=""/>
+      <w:lvlJc w:val="left"/>
+      <w:pPr>
+        <w:tabs>
+          <w:tab w:val="num" w:pos="5040"/>
+        </w:tabs>
+        <w:ind w:left="5040" w:hanging="360"/>
+      </w:pPr>
+      <w:rPr>
+        <w:rFonts w:ascii="Wingdings" w:hAnsi="Wingdings" w:hint="default"/>
+        <w:sz w:val="20"/>
+      </w:rPr>
+    </w:lvl>
+    <w:lvl w:ilvl="7" w:tentative="1">
+      <w:start w:val="1"/>
+      <w:numFmt w:val="bullet"/>
+      <w:lvlText w:val=""/>
+      <w:lvlJc w:val="left"/>
+      <w:pPr>
+        <w:tabs>
+          <w:tab w:val="num" w:pos="5760"/>
+        </w:tabs>
+        <w:ind w:left="5760" w:hanging="360"/>
+      </w:pPr>
+      <w:rPr>
+        <w:rFonts w:ascii="Wingdings" w:hAnsi="Wingdings" w:hint="default"/>
+        <w:sz w:val="20"/>
+      </w:rPr>
+    </w:lvl>
+    <w:lvl w:ilvl="8" w:tentative="1">
+      <w:start w:val="1"/>
+      <w:numFmt w:val="bullet"/>
+      <w:lvlText w:val=""/>
+      <w:lvlJc w:val="left"/>
+      <w:pPr>
+        <w:tabs>
+          <w:tab w:val="num" w:pos="6480"/>
+        </w:tabs>
+        <w:ind w:left="6480" w:hanging="360"/>
+      </w:pPr>
+      <w:rPr>
+        <w:rFonts w:ascii="Wingdings" w:hAnsi="Wingdings" w:hint="default"/>
+        <w:sz w:val="20"/>
+      </w:rPr>
+    </w:lvl>
+  </w:abstractNum>
+  <w:abstractNum w:abstractNumId="4">
     <w:nsid w:val="1276746B"/>
     <w:multiLevelType w:val="multilevel"/>
     <w:tmpl w:val="EBA23D26"/>
@@ -1912,7 +2741,305 @@
       </w:rPr>
     </w:lvl>
   </w:abstractNum>
-  <w:abstractNum w:abstractNumId="3">
+  <w:abstractNum w:abstractNumId="5">
+    <w:nsid w:val="17BA677D"/>
+    <w:multiLevelType w:val="multilevel"/>
+    <w:tmpl w:val="E74A86CC"/>
+    <w:lvl w:ilvl="0">
+      <w:start w:val="1"/>
+      <w:numFmt w:val="bullet"/>
+      <w:lvlText w:val=""/>
+      <w:lvlJc w:val="left"/>
+      <w:pPr>
+        <w:tabs>
+          <w:tab w:val="num" w:pos="720"/>
+        </w:tabs>
+        <w:ind w:left="720" w:hanging="360"/>
+      </w:pPr>
+      <w:rPr>
+        <w:rFonts w:ascii="Symbol" w:hAnsi="Symbol" w:hint="default"/>
+        <w:sz w:val="20"/>
+      </w:rPr>
+    </w:lvl>
+    <w:lvl w:ilvl="1" w:tentative="1">
+      <w:start w:val="1"/>
+      <w:numFmt w:val="bullet"/>
+      <w:lvlText w:val="o"/>
+      <w:lvlJc w:val="left"/>
+      <w:pPr>
+        <w:tabs>
+          <w:tab w:val="num" w:pos="1440"/>
+        </w:tabs>
+        <w:ind w:left="1440" w:hanging="360"/>
+      </w:pPr>
+      <w:rPr>
+        <w:rFonts w:ascii="Courier New" w:hAnsi="Courier New" w:hint="default"/>
+        <w:sz w:val="20"/>
+      </w:rPr>
+    </w:lvl>
+    <w:lvl w:ilvl="2" w:tentative="1">
+      <w:start w:val="1"/>
+      <w:numFmt w:val="bullet"/>
+      <w:lvlText w:val=""/>
+      <w:lvlJc w:val="left"/>
+      <w:pPr>
+        <w:tabs>
+          <w:tab w:val="num" w:pos="2160"/>
+        </w:tabs>
+        <w:ind w:left="2160" w:hanging="360"/>
+      </w:pPr>
+      <w:rPr>
+        <w:rFonts w:ascii="Wingdings" w:hAnsi="Wingdings" w:hint="default"/>
+        <w:sz w:val="20"/>
+      </w:rPr>
+    </w:lvl>
+    <w:lvl w:ilvl="3" w:tentative="1">
+      <w:start w:val="1"/>
+      <w:numFmt w:val="bullet"/>
+      <w:lvlText w:val=""/>
+      <w:lvlJc w:val="left"/>
+      <w:pPr>
+        <w:tabs>
+          <w:tab w:val="num" w:pos="2880"/>
+        </w:tabs>
+        <w:ind w:left="2880" w:hanging="360"/>
+      </w:pPr>
+      <w:rPr>
+        <w:rFonts w:ascii="Wingdings" w:hAnsi="Wingdings" w:hint="default"/>
+        <w:sz w:val="20"/>
+      </w:rPr>
+    </w:lvl>
+    <w:lvl w:ilvl="4" w:tentative="1">
+      <w:start w:val="1"/>
+      <w:numFmt w:val="bullet"/>
+      <w:lvlText w:val=""/>
+      <w:lvlJc w:val="left"/>
+      <w:pPr>
+        <w:tabs>
+          <w:tab w:val="num" w:pos="3600"/>
+        </w:tabs>
+        <w:ind w:left="3600" w:hanging="360"/>
+      </w:pPr>
+      <w:rPr>
+        <w:rFonts w:ascii="Wingdings" w:hAnsi="Wingdings" w:hint="default"/>
+        <w:sz w:val="20"/>
+      </w:rPr>
+    </w:lvl>
+    <w:lvl w:ilvl="5" w:tentative="1">
+      <w:start w:val="1"/>
+      <w:numFmt w:val="bullet"/>
+      <w:lvlText w:val=""/>
+      <w:lvlJc w:val="left"/>
+      <w:pPr>
+        <w:tabs>
+          <w:tab w:val="num" w:pos="4320"/>
+        </w:tabs>
+        <w:ind w:left="4320" w:hanging="360"/>
+      </w:pPr>
+      <w:rPr>
+        <w:rFonts w:ascii="Wingdings" w:hAnsi="Wingdings" w:hint="default"/>
+        <w:sz w:val="20"/>
+      </w:rPr>
+    </w:lvl>
+    <w:lvl w:ilvl="6" w:tentative="1">
+      <w:start w:val="1"/>
+      <w:numFmt w:val="bullet"/>
+      <w:lvlText w:val=""/>
+      <w:lvlJc w:val="left"/>
+      <w:pPr>
+        <w:tabs>
+          <w:tab w:val="num" w:pos="5040"/>
+        </w:tabs>
+        <w:ind w:left="5040" w:hanging="360"/>
+      </w:pPr>
+      <w:rPr>
+        <w:rFonts w:ascii="Wingdings" w:hAnsi="Wingdings" w:hint="default"/>
+        <w:sz w:val="20"/>
+      </w:rPr>
+    </w:lvl>
+    <w:lvl w:ilvl="7" w:tentative="1">
+      <w:start w:val="1"/>
+      <w:numFmt w:val="bullet"/>
+      <w:lvlText w:val=""/>
+      <w:lvlJc w:val="left"/>
+      <w:pPr>
+        <w:tabs>
+          <w:tab w:val="num" w:pos="5760"/>
+        </w:tabs>
+        <w:ind w:left="5760" w:hanging="360"/>
+      </w:pPr>
+      <w:rPr>
+        <w:rFonts w:ascii="Wingdings" w:hAnsi="Wingdings" w:hint="default"/>
+        <w:sz w:val="20"/>
+      </w:rPr>
+    </w:lvl>
+    <w:lvl w:ilvl="8" w:tentative="1">
+      <w:start w:val="1"/>
+      <w:numFmt w:val="bullet"/>
+      <w:lvlText w:val=""/>
+      <w:lvlJc w:val="left"/>
+      <w:pPr>
+        <w:tabs>
+          <w:tab w:val="num" w:pos="6480"/>
+        </w:tabs>
+        <w:ind w:left="6480" w:hanging="360"/>
+      </w:pPr>
+      <w:rPr>
+        <w:rFonts w:ascii="Wingdings" w:hAnsi="Wingdings" w:hint="default"/>
+        <w:sz w:val="20"/>
+      </w:rPr>
+    </w:lvl>
+  </w:abstractNum>
+  <w:abstractNum w:abstractNumId="6">
+    <w:nsid w:val="1BB35616"/>
+    <w:multiLevelType w:val="multilevel"/>
+    <w:tmpl w:val="A1941662"/>
+    <w:lvl w:ilvl="0">
+      <w:start w:val="1"/>
+      <w:numFmt w:val="bullet"/>
+      <w:lvlText w:val=""/>
+      <w:lvlJc w:val="left"/>
+      <w:pPr>
+        <w:tabs>
+          <w:tab w:val="num" w:pos="720"/>
+        </w:tabs>
+        <w:ind w:left="720" w:hanging="360"/>
+      </w:pPr>
+      <w:rPr>
+        <w:rFonts w:ascii="Symbol" w:hAnsi="Symbol" w:hint="default"/>
+        <w:sz w:val="20"/>
+      </w:rPr>
+    </w:lvl>
+    <w:lvl w:ilvl="1" w:tentative="1">
+      <w:start w:val="1"/>
+      <w:numFmt w:val="bullet"/>
+      <w:lvlText w:val="o"/>
+      <w:lvlJc w:val="left"/>
+      <w:pPr>
+        <w:tabs>
+          <w:tab w:val="num" w:pos="1440"/>
+        </w:tabs>
+        <w:ind w:left="1440" w:hanging="360"/>
+      </w:pPr>
+      <w:rPr>
+        <w:rFonts w:ascii="Courier New" w:hAnsi="Courier New" w:hint="default"/>
+        <w:sz w:val="20"/>
+      </w:rPr>
+    </w:lvl>
+    <w:lvl w:ilvl="2" w:tentative="1">
+      <w:start w:val="1"/>
+      <w:numFmt w:val="bullet"/>
+      <w:lvlText w:val=""/>
+      <w:lvlJc w:val="left"/>
+      <w:pPr>
+        <w:tabs>
+          <w:tab w:val="num" w:pos="2160"/>
+        </w:tabs>
+        <w:ind w:left="2160" w:hanging="360"/>
+      </w:pPr>
+      <w:rPr>
+        <w:rFonts w:ascii="Wingdings" w:hAnsi="Wingdings" w:hint="default"/>
+        <w:sz w:val="20"/>
+      </w:rPr>
+    </w:lvl>
+    <w:lvl w:ilvl="3" w:tentative="1">
+      <w:start w:val="1"/>
+      <w:numFmt w:val="bullet"/>
+      <w:lvlText w:val=""/>
+      <w:lvlJc w:val="left"/>
+      <w:pPr>
+        <w:tabs>
+          <w:tab w:val="num" w:pos="2880"/>
+        </w:tabs>
+        <w:ind w:left="2880" w:hanging="360"/>
+      </w:pPr>
+      <w:rPr>
+        <w:rFonts w:ascii="Wingdings" w:hAnsi="Wingdings" w:hint="default"/>
+        <w:sz w:val="20"/>
+      </w:rPr>
+    </w:lvl>
+    <w:lvl w:ilvl="4" w:tentative="1">
+      <w:start w:val="1"/>
+      <w:numFmt w:val="bullet"/>
+      <w:lvlText w:val=""/>
+      <w:lvlJc w:val="left"/>
+      <w:pPr>
+        <w:tabs>
+          <w:tab w:val="num" w:pos="3600"/>
+        </w:tabs>
+        <w:ind w:left="3600" w:hanging="360"/>
+      </w:pPr>
+      <w:rPr>
+        <w:rFonts w:ascii="Wingdings" w:hAnsi="Wingdings" w:hint="default"/>
+        <w:sz w:val="20"/>
+      </w:rPr>
+    </w:lvl>
+    <w:lvl w:ilvl="5" w:tentative="1">
+      <w:start w:val="1"/>
+      <w:numFmt w:val="bullet"/>
+      <w:lvlText w:val=""/>
+      <w:lvlJc w:val="left"/>
+      <w:pPr>
+        <w:tabs>
+          <w:tab w:val="num" w:pos="4320"/>
+        </w:tabs>
+        <w:ind w:left="4320" w:hanging="360"/>
+      </w:pPr>
+      <w:rPr>
+        <w:rFonts w:ascii="Wingdings" w:hAnsi="Wingdings" w:hint="default"/>
+        <w:sz w:val="20"/>
+      </w:rPr>
+    </w:lvl>
+    <w:lvl w:ilvl="6" w:tentative="1">
+      <w:start w:val="1"/>
+      <w:numFmt w:val="bullet"/>
+      <w:lvlText w:val=""/>
+      <w:lvlJc w:val="left"/>
+      <w:pPr>
+        <w:tabs>
+          <w:tab w:val="num" w:pos="5040"/>
+        </w:tabs>
+        <w:ind w:left="5040" w:hanging="360"/>
+      </w:pPr>
+      <w:rPr>
+        <w:rFonts w:ascii="Wingdings" w:hAnsi="Wingdings" w:hint="default"/>
+        <w:sz w:val="20"/>
+      </w:rPr>
+    </w:lvl>
+    <w:lvl w:ilvl="7" w:tentative="1">
+      <w:start w:val="1"/>
+      <w:numFmt w:val="bullet"/>
+      <w:lvlText w:val=""/>
+      <w:lvlJc w:val="left"/>
+      <w:pPr>
+        <w:tabs>
+          <w:tab w:val="num" w:pos="5760"/>
+        </w:tabs>
+        <w:ind w:left="5760" w:hanging="360"/>
+      </w:pPr>
+      <w:rPr>
+        <w:rFonts w:ascii="Wingdings" w:hAnsi="Wingdings" w:hint="default"/>
+        <w:sz w:val="20"/>
+      </w:rPr>
+    </w:lvl>
+    <w:lvl w:ilvl="8" w:tentative="1">
+      <w:start w:val="1"/>
+      <w:numFmt w:val="bullet"/>
+      <w:lvlText w:val=""/>
+      <w:lvlJc w:val="left"/>
+      <w:pPr>
+        <w:tabs>
+          <w:tab w:val="num" w:pos="6480"/>
+        </w:tabs>
+        <w:ind w:left="6480" w:hanging="360"/>
+      </w:pPr>
+      <w:rPr>
+        <w:rFonts w:ascii="Wingdings" w:hAnsi="Wingdings" w:hint="default"/>
+        <w:sz w:val="20"/>
+      </w:rPr>
+    </w:lvl>
+  </w:abstractNum>
+  <w:abstractNum w:abstractNumId="7">
     <w:nsid w:val="26FE2455"/>
     <w:multiLevelType w:val="multilevel"/>
     <w:tmpl w:val="26E6B54A"/>
@@ -2061,7 +3188,7 @@
       </w:rPr>
     </w:lvl>
   </w:abstractNum>
-  <w:abstractNum w:abstractNumId="4">
+  <w:abstractNum w:abstractNumId="8">
     <w:nsid w:val="28480148"/>
     <w:multiLevelType w:val="multilevel"/>
     <w:tmpl w:val="A5F2B550"/>
@@ -2210,7 +3337,305 @@
       </w:rPr>
     </w:lvl>
   </w:abstractNum>
-  <w:abstractNum w:abstractNumId="5">
+  <w:abstractNum w:abstractNumId="9">
+    <w:nsid w:val="2B4407D3"/>
+    <w:multiLevelType w:val="multilevel"/>
+    <w:tmpl w:val="AD3C7284"/>
+    <w:lvl w:ilvl="0">
+      <w:start w:val="1"/>
+      <w:numFmt w:val="bullet"/>
+      <w:lvlText w:val=""/>
+      <w:lvlJc w:val="left"/>
+      <w:pPr>
+        <w:tabs>
+          <w:tab w:val="num" w:pos="720"/>
+        </w:tabs>
+        <w:ind w:left="720" w:hanging="360"/>
+      </w:pPr>
+      <w:rPr>
+        <w:rFonts w:ascii="Symbol" w:hAnsi="Symbol" w:hint="default"/>
+        <w:sz w:val="20"/>
+      </w:rPr>
+    </w:lvl>
+    <w:lvl w:ilvl="1" w:tentative="1">
+      <w:start w:val="1"/>
+      <w:numFmt w:val="bullet"/>
+      <w:lvlText w:val="o"/>
+      <w:lvlJc w:val="left"/>
+      <w:pPr>
+        <w:tabs>
+          <w:tab w:val="num" w:pos="1440"/>
+        </w:tabs>
+        <w:ind w:left="1440" w:hanging="360"/>
+      </w:pPr>
+      <w:rPr>
+        <w:rFonts w:ascii="Courier New" w:hAnsi="Courier New" w:hint="default"/>
+        <w:sz w:val="20"/>
+      </w:rPr>
+    </w:lvl>
+    <w:lvl w:ilvl="2" w:tentative="1">
+      <w:start w:val="1"/>
+      <w:numFmt w:val="bullet"/>
+      <w:lvlText w:val=""/>
+      <w:lvlJc w:val="left"/>
+      <w:pPr>
+        <w:tabs>
+          <w:tab w:val="num" w:pos="2160"/>
+        </w:tabs>
+        <w:ind w:left="2160" w:hanging="360"/>
+      </w:pPr>
+      <w:rPr>
+        <w:rFonts w:ascii="Wingdings" w:hAnsi="Wingdings" w:hint="default"/>
+        <w:sz w:val="20"/>
+      </w:rPr>
+    </w:lvl>
+    <w:lvl w:ilvl="3" w:tentative="1">
+      <w:start w:val="1"/>
+      <w:numFmt w:val="bullet"/>
+      <w:lvlText w:val=""/>
+      <w:lvlJc w:val="left"/>
+      <w:pPr>
+        <w:tabs>
+          <w:tab w:val="num" w:pos="2880"/>
+        </w:tabs>
+        <w:ind w:left="2880" w:hanging="360"/>
+      </w:pPr>
+      <w:rPr>
+        <w:rFonts w:ascii="Wingdings" w:hAnsi="Wingdings" w:hint="default"/>
+        <w:sz w:val="20"/>
+      </w:rPr>
+    </w:lvl>
+    <w:lvl w:ilvl="4" w:tentative="1">
+      <w:start w:val="1"/>
+      <w:numFmt w:val="bullet"/>
+      <w:lvlText w:val=""/>
+      <w:lvlJc w:val="left"/>
+      <w:pPr>
+        <w:tabs>
+          <w:tab w:val="num" w:pos="3600"/>
+        </w:tabs>
+        <w:ind w:left="3600" w:hanging="360"/>
+      </w:pPr>
+      <w:rPr>
+        <w:rFonts w:ascii="Wingdings" w:hAnsi="Wingdings" w:hint="default"/>
+        <w:sz w:val="20"/>
+      </w:rPr>
+    </w:lvl>
+    <w:lvl w:ilvl="5" w:tentative="1">
+      <w:start w:val="1"/>
+      <w:numFmt w:val="bullet"/>
+      <w:lvlText w:val=""/>
+      <w:lvlJc w:val="left"/>
+      <w:pPr>
+        <w:tabs>
+          <w:tab w:val="num" w:pos="4320"/>
+        </w:tabs>
+        <w:ind w:left="4320" w:hanging="360"/>
+      </w:pPr>
+      <w:rPr>
+        <w:rFonts w:ascii="Wingdings" w:hAnsi="Wingdings" w:hint="default"/>
+        <w:sz w:val="20"/>
+      </w:rPr>
+    </w:lvl>
+    <w:lvl w:ilvl="6" w:tentative="1">
+      <w:start w:val="1"/>
+      <w:numFmt w:val="bullet"/>
+      <w:lvlText w:val=""/>
+      <w:lvlJc w:val="left"/>
+      <w:pPr>
+        <w:tabs>
+          <w:tab w:val="num" w:pos="5040"/>
+        </w:tabs>
+        <w:ind w:left="5040" w:hanging="360"/>
+      </w:pPr>
+      <w:rPr>
+        <w:rFonts w:ascii="Wingdings" w:hAnsi="Wingdings" w:hint="default"/>
+        <w:sz w:val="20"/>
+      </w:rPr>
+    </w:lvl>
+    <w:lvl w:ilvl="7" w:tentative="1">
+      <w:start w:val="1"/>
+      <w:numFmt w:val="bullet"/>
+      <w:lvlText w:val=""/>
+      <w:lvlJc w:val="left"/>
+      <w:pPr>
+        <w:tabs>
+          <w:tab w:val="num" w:pos="5760"/>
+        </w:tabs>
+        <w:ind w:left="5760" w:hanging="360"/>
+      </w:pPr>
+      <w:rPr>
+        <w:rFonts w:ascii="Wingdings" w:hAnsi="Wingdings" w:hint="default"/>
+        <w:sz w:val="20"/>
+      </w:rPr>
+    </w:lvl>
+    <w:lvl w:ilvl="8" w:tentative="1">
+      <w:start w:val="1"/>
+      <w:numFmt w:val="bullet"/>
+      <w:lvlText w:val=""/>
+      <w:lvlJc w:val="left"/>
+      <w:pPr>
+        <w:tabs>
+          <w:tab w:val="num" w:pos="6480"/>
+        </w:tabs>
+        <w:ind w:left="6480" w:hanging="360"/>
+      </w:pPr>
+      <w:rPr>
+        <w:rFonts w:ascii="Wingdings" w:hAnsi="Wingdings" w:hint="default"/>
+        <w:sz w:val="20"/>
+      </w:rPr>
+    </w:lvl>
+  </w:abstractNum>
+  <w:abstractNum w:abstractNumId="10">
+    <w:nsid w:val="309E5276"/>
+    <w:multiLevelType w:val="multilevel"/>
+    <w:tmpl w:val="9A7E5708"/>
+    <w:lvl w:ilvl="0">
+      <w:start w:val="1"/>
+      <w:numFmt w:val="bullet"/>
+      <w:lvlText w:val=""/>
+      <w:lvlJc w:val="left"/>
+      <w:pPr>
+        <w:tabs>
+          <w:tab w:val="num" w:pos="720"/>
+        </w:tabs>
+        <w:ind w:left="720" w:hanging="360"/>
+      </w:pPr>
+      <w:rPr>
+        <w:rFonts w:ascii="Symbol" w:hAnsi="Symbol" w:hint="default"/>
+        <w:sz w:val="20"/>
+      </w:rPr>
+    </w:lvl>
+    <w:lvl w:ilvl="1" w:tentative="1">
+      <w:start w:val="1"/>
+      <w:numFmt w:val="bullet"/>
+      <w:lvlText w:val="o"/>
+      <w:lvlJc w:val="left"/>
+      <w:pPr>
+        <w:tabs>
+          <w:tab w:val="num" w:pos="1440"/>
+        </w:tabs>
+        <w:ind w:left="1440" w:hanging="360"/>
+      </w:pPr>
+      <w:rPr>
+        <w:rFonts w:ascii="Courier New" w:hAnsi="Courier New" w:hint="default"/>
+        <w:sz w:val="20"/>
+      </w:rPr>
+    </w:lvl>
+    <w:lvl w:ilvl="2" w:tentative="1">
+      <w:start w:val="1"/>
+      <w:numFmt w:val="bullet"/>
+      <w:lvlText w:val=""/>
+      <w:lvlJc w:val="left"/>
+      <w:pPr>
+        <w:tabs>
+          <w:tab w:val="num" w:pos="2160"/>
+        </w:tabs>
+        <w:ind w:left="2160" w:hanging="360"/>
+      </w:pPr>
+      <w:rPr>
+        <w:rFonts w:ascii="Wingdings" w:hAnsi="Wingdings" w:hint="default"/>
+        <w:sz w:val="20"/>
+      </w:rPr>
+    </w:lvl>
+    <w:lvl w:ilvl="3" w:tentative="1">
+      <w:start w:val="1"/>
+      <w:numFmt w:val="bullet"/>
+      <w:lvlText w:val=""/>
+      <w:lvlJc w:val="left"/>
+      <w:pPr>
+        <w:tabs>
+          <w:tab w:val="num" w:pos="2880"/>
+        </w:tabs>
+        <w:ind w:left="2880" w:hanging="360"/>
+      </w:pPr>
+      <w:rPr>
+        <w:rFonts w:ascii="Wingdings" w:hAnsi="Wingdings" w:hint="default"/>
+        <w:sz w:val="20"/>
+      </w:rPr>
+    </w:lvl>
+    <w:lvl w:ilvl="4" w:tentative="1">
+      <w:start w:val="1"/>
+      <w:numFmt w:val="bullet"/>
+      <w:lvlText w:val=""/>
+      <w:lvlJc w:val="left"/>
+      <w:pPr>
+        <w:tabs>
+          <w:tab w:val="num" w:pos="3600"/>
+        </w:tabs>
+        <w:ind w:left="3600" w:hanging="360"/>
+      </w:pPr>
+      <w:rPr>
+        <w:rFonts w:ascii="Wingdings" w:hAnsi="Wingdings" w:hint="default"/>
+        <w:sz w:val="20"/>
+      </w:rPr>
+    </w:lvl>
+    <w:lvl w:ilvl="5" w:tentative="1">
+      <w:start w:val="1"/>
+      <w:numFmt w:val="bullet"/>
+      <w:lvlText w:val=""/>
+      <w:lvlJc w:val="left"/>
+      <w:pPr>
+        <w:tabs>
+          <w:tab w:val="num" w:pos="4320"/>
+        </w:tabs>
+        <w:ind w:left="4320" w:hanging="360"/>
+      </w:pPr>
+      <w:rPr>
+        <w:rFonts w:ascii="Wingdings" w:hAnsi="Wingdings" w:hint="default"/>
+        <w:sz w:val="20"/>
+      </w:rPr>
+    </w:lvl>
+    <w:lvl w:ilvl="6" w:tentative="1">
+      <w:start w:val="1"/>
+      <w:numFmt w:val="bullet"/>
+      <w:lvlText w:val=""/>
+      <w:lvlJc w:val="left"/>
+      <w:pPr>
+        <w:tabs>
+          <w:tab w:val="num" w:pos="5040"/>
+        </w:tabs>
+        <w:ind w:left="5040" w:hanging="360"/>
+      </w:pPr>
+      <w:rPr>
+        <w:rFonts w:ascii="Wingdings" w:hAnsi="Wingdings" w:hint="default"/>
+        <w:sz w:val="20"/>
+      </w:rPr>
+    </w:lvl>
+    <w:lvl w:ilvl="7" w:tentative="1">
+      <w:start w:val="1"/>
+      <w:numFmt w:val="bullet"/>
+      <w:lvlText w:val=""/>
+      <w:lvlJc w:val="left"/>
+      <w:pPr>
+        <w:tabs>
+          <w:tab w:val="num" w:pos="5760"/>
+        </w:tabs>
+        <w:ind w:left="5760" w:hanging="360"/>
+      </w:pPr>
+      <w:rPr>
+        <w:rFonts w:ascii="Wingdings" w:hAnsi="Wingdings" w:hint="default"/>
+        <w:sz w:val="20"/>
+      </w:rPr>
+    </w:lvl>
+    <w:lvl w:ilvl="8" w:tentative="1">
+      <w:start w:val="1"/>
+      <w:numFmt w:val="bullet"/>
+      <w:lvlText w:val=""/>
+      <w:lvlJc w:val="left"/>
+      <w:pPr>
+        <w:tabs>
+          <w:tab w:val="num" w:pos="6480"/>
+        </w:tabs>
+        <w:ind w:left="6480" w:hanging="360"/>
+      </w:pPr>
+      <w:rPr>
+        <w:rFonts w:ascii="Wingdings" w:hAnsi="Wingdings" w:hint="default"/>
+        <w:sz w:val="20"/>
+      </w:rPr>
+    </w:lvl>
+  </w:abstractNum>
+  <w:abstractNum w:abstractNumId="11">
     <w:nsid w:val="373F17D4"/>
     <w:multiLevelType w:val="multilevel"/>
     <w:tmpl w:val="9A0C65B4"/>
@@ -2359,7 +3784,156 @@
       </w:rPr>
     </w:lvl>
   </w:abstractNum>
-  <w:abstractNum w:abstractNumId="6">
+  <w:abstractNum w:abstractNumId="12">
+    <w:nsid w:val="43F14041"/>
+    <w:multiLevelType w:val="multilevel"/>
+    <w:tmpl w:val="964C4D04"/>
+    <w:lvl w:ilvl="0">
+      <w:start w:val="1"/>
+      <w:numFmt w:val="bullet"/>
+      <w:lvlText w:val=""/>
+      <w:lvlJc w:val="left"/>
+      <w:pPr>
+        <w:tabs>
+          <w:tab w:val="num" w:pos="720"/>
+        </w:tabs>
+        <w:ind w:left="720" w:hanging="360"/>
+      </w:pPr>
+      <w:rPr>
+        <w:rFonts w:ascii="Symbol" w:hAnsi="Symbol" w:hint="default"/>
+        <w:sz w:val="20"/>
+      </w:rPr>
+    </w:lvl>
+    <w:lvl w:ilvl="1" w:tentative="1">
+      <w:start w:val="1"/>
+      <w:numFmt w:val="bullet"/>
+      <w:lvlText w:val="o"/>
+      <w:lvlJc w:val="left"/>
+      <w:pPr>
+        <w:tabs>
+          <w:tab w:val="num" w:pos="1440"/>
+        </w:tabs>
+        <w:ind w:left="1440" w:hanging="360"/>
+      </w:pPr>
+      <w:rPr>
+        <w:rFonts w:ascii="Courier New" w:hAnsi="Courier New" w:hint="default"/>
+        <w:sz w:val="20"/>
+      </w:rPr>
+    </w:lvl>
+    <w:lvl w:ilvl="2" w:tentative="1">
+      <w:start w:val="1"/>
+      <w:numFmt w:val="bullet"/>
+      <w:lvlText w:val=""/>
+      <w:lvlJc w:val="left"/>
+      <w:pPr>
+        <w:tabs>
+          <w:tab w:val="num" w:pos="2160"/>
+        </w:tabs>
+        <w:ind w:left="2160" w:hanging="360"/>
+      </w:pPr>
+      <w:rPr>
+        <w:rFonts w:ascii="Wingdings" w:hAnsi="Wingdings" w:hint="default"/>
+        <w:sz w:val="20"/>
+      </w:rPr>
+    </w:lvl>
+    <w:lvl w:ilvl="3" w:tentative="1">
+      <w:start w:val="1"/>
+      <w:numFmt w:val="bullet"/>
+      <w:lvlText w:val=""/>
+      <w:lvlJc w:val="left"/>
+      <w:pPr>
+        <w:tabs>
+          <w:tab w:val="num" w:pos="2880"/>
+        </w:tabs>
+        <w:ind w:left="2880" w:hanging="360"/>
+      </w:pPr>
+      <w:rPr>
+        <w:rFonts w:ascii="Wingdings" w:hAnsi="Wingdings" w:hint="default"/>
+        <w:sz w:val="20"/>
+      </w:rPr>
+    </w:lvl>
+    <w:lvl w:ilvl="4" w:tentative="1">
+      <w:start w:val="1"/>
+      <w:numFmt w:val="bullet"/>
+      <w:lvlText w:val=""/>
+      <w:lvlJc w:val="left"/>
+      <w:pPr>
+        <w:tabs>
+          <w:tab w:val="num" w:pos="3600"/>
+        </w:tabs>
+        <w:ind w:left="3600" w:hanging="360"/>
+      </w:pPr>
+      <w:rPr>
+        <w:rFonts w:ascii="Wingdings" w:hAnsi="Wingdings" w:hint="default"/>
+        <w:sz w:val="20"/>
+      </w:rPr>
+    </w:lvl>
+    <w:lvl w:ilvl="5" w:tentative="1">
+      <w:start w:val="1"/>
+      <w:numFmt w:val="bullet"/>
+      <w:lvlText w:val=""/>
+      <w:lvlJc w:val="left"/>
+      <w:pPr>
+        <w:tabs>
+          <w:tab w:val="num" w:pos="4320"/>
+        </w:tabs>
+        <w:ind w:left="4320" w:hanging="360"/>
+      </w:pPr>
+      <w:rPr>
+        <w:rFonts w:ascii="Wingdings" w:hAnsi="Wingdings" w:hint="default"/>
+        <w:sz w:val="20"/>
+      </w:rPr>
+    </w:lvl>
+    <w:lvl w:ilvl="6" w:tentative="1">
+      <w:start w:val="1"/>
+      <w:numFmt w:val="bullet"/>
+      <w:lvlText w:val=""/>
+      <w:lvlJc w:val="left"/>
+      <w:pPr>
+        <w:tabs>
+          <w:tab w:val="num" w:pos="5040"/>
+        </w:tabs>
+        <w:ind w:left="5040" w:hanging="360"/>
+      </w:pPr>
+      <w:rPr>
+        <w:rFonts w:ascii="Wingdings" w:hAnsi="Wingdings" w:hint="default"/>
+        <w:sz w:val="20"/>
+      </w:rPr>
+    </w:lvl>
+    <w:lvl w:ilvl="7" w:tentative="1">
+      <w:start w:val="1"/>
+      <w:numFmt w:val="bullet"/>
+      <w:lvlText w:val=""/>
+      <w:lvlJc w:val="left"/>
+      <w:pPr>
+        <w:tabs>
+          <w:tab w:val="num" w:pos="5760"/>
+        </w:tabs>
+        <w:ind w:left="5760" w:hanging="360"/>
+      </w:pPr>
+      <w:rPr>
+        <w:rFonts w:ascii="Wingdings" w:hAnsi="Wingdings" w:hint="default"/>
+        <w:sz w:val="20"/>
+      </w:rPr>
+    </w:lvl>
+    <w:lvl w:ilvl="8" w:tentative="1">
+      <w:start w:val="1"/>
+      <w:numFmt w:val="bullet"/>
+      <w:lvlText w:val=""/>
+      <w:lvlJc w:val="left"/>
+      <w:pPr>
+        <w:tabs>
+          <w:tab w:val="num" w:pos="6480"/>
+        </w:tabs>
+        <w:ind w:left="6480" w:hanging="360"/>
+      </w:pPr>
+      <w:rPr>
+        <w:rFonts w:ascii="Wingdings" w:hAnsi="Wingdings" w:hint="default"/>
+        <w:sz w:val="20"/>
+      </w:rPr>
+    </w:lvl>
+  </w:abstractNum>
+  <w:abstractNum w:abstractNumId="13">
     <w:nsid w:val="471D6278"/>
     <w:multiLevelType w:val="multilevel"/>
     <w:tmpl w:val="9D88E4C0"/>
@@ -2508,7 +4082,1050 @@
       </w:rPr>
     </w:lvl>
   </w:abstractNum>
-  <w:abstractNum w:abstractNumId="7">
+  <w:abstractNum w:abstractNumId="14">
+    <w:nsid w:val="500340D6"/>
+    <w:multiLevelType w:val="multilevel"/>
+    <w:tmpl w:val="36C44E42"/>
+    <w:lvl w:ilvl="0">
+      <w:start w:val="1"/>
+      <w:numFmt w:val="bullet"/>
+      <w:lvlText w:val=""/>
+      <w:lvlJc w:val="left"/>
+      <w:pPr>
+        <w:tabs>
+          <w:tab w:val="num" w:pos="720"/>
+        </w:tabs>
+        <w:ind w:left="720" w:hanging="360"/>
+      </w:pPr>
+      <w:rPr>
+        <w:rFonts w:ascii="Symbol" w:hAnsi="Symbol" w:hint="default"/>
+        <w:sz w:val="20"/>
+      </w:rPr>
+    </w:lvl>
+    <w:lvl w:ilvl="1" w:tentative="1">
+      <w:start w:val="1"/>
+      <w:numFmt w:val="bullet"/>
+      <w:lvlText w:val="o"/>
+      <w:lvlJc w:val="left"/>
+      <w:pPr>
+        <w:tabs>
+          <w:tab w:val="num" w:pos="1440"/>
+        </w:tabs>
+        <w:ind w:left="1440" w:hanging="360"/>
+      </w:pPr>
+      <w:rPr>
+        <w:rFonts w:ascii="Courier New" w:hAnsi="Courier New" w:hint="default"/>
+        <w:sz w:val="20"/>
+      </w:rPr>
+    </w:lvl>
+    <w:lvl w:ilvl="2" w:tentative="1">
+      <w:start w:val="1"/>
+      <w:numFmt w:val="bullet"/>
+      <w:lvlText w:val=""/>
+      <w:lvlJc w:val="left"/>
+      <w:pPr>
+        <w:tabs>
+          <w:tab w:val="num" w:pos="2160"/>
+        </w:tabs>
+        <w:ind w:left="2160" w:hanging="360"/>
+      </w:pPr>
+      <w:rPr>
+        <w:rFonts w:ascii="Wingdings" w:hAnsi="Wingdings" w:hint="default"/>
+        <w:sz w:val="20"/>
+      </w:rPr>
+    </w:lvl>
+    <w:lvl w:ilvl="3" w:tentative="1">
+      <w:start w:val="1"/>
+      <w:numFmt w:val="bullet"/>
+      <w:lvlText w:val=""/>
+      <w:lvlJc w:val="left"/>
+      <w:pPr>
+        <w:tabs>
+          <w:tab w:val="num" w:pos="2880"/>
+        </w:tabs>
+        <w:ind w:left="2880" w:hanging="360"/>
+      </w:pPr>
+      <w:rPr>
+        <w:rFonts w:ascii="Wingdings" w:hAnsi="Wingdings" w:hint="default"/>
+        <w:sz w:val="20"/>
+      </w:rPr>
+    </w:lvl>
+    <w:lvl w:ilvl="4" w:tentative="1">
+      <w:start w:val="1"/>
+      <w:numFmt w:val="bullet"/>
+      <w:lvlText w:val=""/>
+      <w:lvlJc w:val="left"/>
+      <w:pPr>
+        <w:tabs>
+          <w:tab w:val="num" w:pos="3600"/>
+        </w:tabs>
+        <w:ind w:left="3600" w:hanging="360"/>
+      </w:pPr>
+      <w:rPr>
+        <w:rFonts w:ascii="Wingdings" w:hAnsi="Wingdings" w:hint="default"/>
+        <w:sz w:val="20"/>
+      </w:rPr>
+    </w:lvl>
+    <w:lvl w:ilvl="5" w:tentative="1">
+      <w:start w:val="1"/>
+      <w:numFmt w:val="bullet"/>
+      <w:lvlText w:val=""/>
+      <w:lvlJc w:val="left"/>
+      <w:pPr>
+        <w:tabs>
+          <w:tab w:val="num" w:pos="4320"/>
+        </w:tabs>
+        <w:ind w:left="4320" w:hanging="360"/>
+      </w:pPr>
+      <w:rPr>
+        <w:rFonts w:ascii="Wingdings" w:hAnsi="Wingdings" w:hint="default"/>
+        <w:sz w:val="20"/>
+      </w:rPr>
+    </w:lvl>
+    <w:lvl w:ilvl="6" w:tentative="1">
+      <w:start w:val="1"/>
+      <w:numFmt w:val="bullet"/>
+      <w:lvlText w:val=""/>
+      <w:lvlJc w:val="left"/>
+      <w:pPr>
+        <w:tabs>
+          <w:tab w:val="num" w:pos="5040"/>
+        </w:tabs>
+        <w:ind w:left="5040" w:hanging="360"/>
+      </w:pPr>
+      <w:rPr>
+        <w:rFonts w:ascii="Wingdings" w:hAnsi="Wingdings" w:hint="default"/>
+        <w:sz w:val="20"/>
+      </w:rPr>
+    </w:lvl>
+    <w:lvl w:ilvl="7" w:tentative="1">
+      <w:start w:val="1"/>
+      <w:numFmt w:val="bullet"/>
+      <w:lvlText w:val=""/>
+      <w:lvlJc w:val="left"/>
+      <w:pPr>
+        <w:tabs>
+          <w:tab w:val="num" w:pos="5760"/>
+        </w:tabs>
+        <w:ind w:left="5760" w:hanging="360"/>
+      </w:pPr>
+      <w:rPr>
+        <w:rFonts w:ascii="Wingdings" w:hAnsi="Wingdings" w:hint="default"/>
+        <w:sz w:val="20"/>
+      </w:rPr>
+    </w:lvl>
+    <w:lvl w:ilvl="8" w:tentative="1">
+      <w:start w:val="1"/>
+      <w:numFmt w:val="bullet"/>
+      <w:lvlText w:val=""/>
+      <w:lvlJc w:val="left"/>
+      <w:pPr>
+        <w:tabs>
+          <w:tab w:val="num" w:pos="6480"/>
+        </w:tabs>
+        <w:ind w:left="6480" w:hanging="360"/>
+      </w:pPr>
+      <w:rPr>
+        <w:rFonts w:ascii="Wingdings" w:hAnsi="Wingdings" w:hint="default"/>
+        <w:sz w:val="20"/>
+      </w:rPr>
+    </w:lvl>
+  </w:abstractNum>
+  <w:abstractNum w:abstractNumId="15">
+    <w:nsid w:val="67B60E36"/>
+    <w:multiLevelType w:val="multilevel"/>
+    <w:tmpl w:val="9C0E3BEC"/>
+    <w:lvl w:ilvl="0">
+      <w:start w:val="1"/>
+      <w:numFmt w:val="bullet"/>
+      <w:lvlText w:val=""/>
+      <w:lvlJc w:val="left"/>
+      <w:pPr>
+        <w:tabs>
+          <w:tab w:val="num" w:pos="720"/>
+        </w:tabs>
+        <w:ind w:left="720" w:hanging="360"/>
+      </w:pPr>
+      <w:rPr>
+        <w:rFonts w:ascii="Symbol" w:hAnsi="Symbol" w:hint="default"/>
+        <w:sz w:val="20"/>
+      </w:rPr>
+    </w:lvl>
+    <w:lvl w:ilvl="1" w:tentative="1">
+      <w:start w:val="1"/>
+      <w:numFmt w:val="bullet"/>
+      <w:lvlText w:val="o"/>
+      <w:lvlJc w:val="left"/>
+      <w:pPr>
+        <w:tabs>
+          <w:tab w:val="num" w:pos="1440"/>
+        </w:tabs>
+        <w:ind w:left="1440" w:hanging="360"/>
+      </w:pPr>
+      <w:rPr>
+        <w:rFonts w:ascii="Courier New" w:hAnsi="Courier New" w:hint="default"/>
+        <w:sz w:val="20"/>
+      </w:rPr>
+    </w:lvl>
+    <w:lvl w:ilvl="2" w:tentative="1">
+      <w:start w:val="1"/>
+      <w:numFmt w:val="bullet"/>
+      <w:lvlText w:val=""/>
+      <w:lvlJc w:val="left"/>
+      <w:pPr>
+        <w:tabs>
+          <w:tab w:val="num" w:pos="2160"/>
+        </w:tabs>
+        <w:ind w:left="2160" w:hanging="360"/>
+      </w:pPr>
+      <w:rPr>
+        <w:rFonts w:ascii="Wingdings" w:hAnsi="Wingdings" w:hint="default"/>
+        <w:sz w:val="20"/>
+      </w:rPr>
+    </w:lvl>
+    <w:lvl w:ilvl="3" w:tentative="1">
+      <w:start w:val="1"/>
+      <w:numFmt w:val="bullet"/>
+      <w:lvlText w:val=""/>
+      <w:lvlJc w:val="left"/>
+      <w:pPr>
+        <w:tabs>
+          <w:tab w:val="num" w:pos="2880"/>
+        </w:tabs>
+        <w:ind w:left="2880" w:hanging="360"/>
+      </w:pPr>
+      <w:rPr>
+        <w:rFonts w:ascii="Wingdings" w:hAnsi="Wingdings" w:hint="default"/>
+        <w:sz w:val="20"/>
+      </w:rPr>
+    </w:lvl>
+    <w:lvl w:ilvl="4" w:tentative="1">
+      <w:start w:val="1"/>
+      <w:numFmt w:val="bullet"/>
+      <w:lvlText w:val=""/>
+      <w:lvlJc w:val="left"/>
+      <w:pPr>
+        <w:tabs>
+          <w:tab w:val="num" w:pos="3600"/>
+        </w:tabs>
+        <w:ind w:left="3600" w:hanging="360"/>
+      </w:pPr>
+      <w:rPr>
+        <w:rFonts w:ascii="Wingdings" w:hAnsi="Wingdings" w:hint="default"/>
+        <w:sz w:val="20"/>
+      </w:rPr>
+    </w:lvl>
+    <w:lvl w:ilvl="5" w:tentative="1">
+      <w:start w:val="1"/>
+      <w:numFmt w:val="bullet"/>
+      <w:lvlText w:val=""/>
+      <w:lvlJc w:val="left"/>
+      <w:pPr>
+        <w:tabs>
+          <w:tab w:val="num" w:pos="4320"/>
+        </w:tabs>
+        <w:ind w:left="4320" w:hanging="360"/>
+      </w:pPr>
+      <w:rPr>
+        <w:rFonts w:ascii="Wingdings" w:hAnsi="Wingdings" w:hint="default"/>
+        <w:sz w:val="20"/>
+      </w:rPr>
+    </w:lvl>
+    <w:lvl w:ilvl="6" w:tentative="1">
+      <w:start w:val="1"/>
+      <w:numFmt w:val="bullet"/>
+      <w:lvlText w:val=""/>
+      <w:lvlJc w:val="left"/>
+      <w:pPr>
+        <w:tabs>
+          <w:tab w:val="num" w:pos="5040"/>
+        </w:tabs>
+        <w:ind w:left="5040" w:hanging="360"/>
+      </w:pPr>
+      <w:rPr>
+        <w:rFonts w:ascii="Wingdings" w:hAnsi="Wingdings" w:hint="default"/>
+        <w:sz w:val="20"/>
+      </w:rPr>
+    </w:lvl>
+    <w:lvl w:ilvl="7" w:tentative="1">
+      <w:start w:val="1"/>
+      <w:numFmt w:val="bullet"/>
+      <w:lvlText w:val=""/>
+      <w:lvlJc w:val="left"/>
+      <w:pPr>
+        <w:tabs>
+          <w:tab w:val="num" w:pos="5760"/>
+        </w:tabs>
+        <w:ind w:left="5760" w:hanging="360"/>
+      </w:pPr>
+      <w:rPr>
+        <w:rFonts w:ascii="Wingdings" w:hAnsi="Wingdings" w:hint="default"/>
+        <w:sz w:val="20"/>
+      </w:rPr>
+    </w:lvl>
+    <w:lvl w:ilvl="8" w:tentative="1">
+      <w:start w:val="1"/>
+      <w:numFmt w:val="bullet"/>
+      <w:lvlText w:val=""/>
+      <w:lvlJc w:val="left"/>
+      <w:pPr>
+        <w:tabs>
+          <w:tab w:val="num" w:pos="6480"/>
+        </w:tabs>
+        <w:ind w:left="6480" w:hanging="360"/>
+      </w:pPr>
+      <w:rPr>
+        <w:rFonts w:ascii="Wingdings" w:hAnsi="Wingdings" w:hint="default"/>
+        <w:sz w:val="20"/>
+      </w:rPr>
+    </w:lvl>
+  </w:abstractNum>
+  <w:abstractNum w:abstractNumId="16">
+    <w:nsid w:val="6A3372A7"/>
+    <w:multiLevelType w:val="multilevel"/>
+    <w:tmpl w:val="8E7CB7E2"/>
+    <w:lvl w:ilvl="0">
+      <w:start w:val="1"/>
+      <w:numFmt w:val="bullet"/>
+      <w:lvlText w:val=""/>
+      <w:lvlJc w:val="left"/>
+      <w:pPr>
+        <w:tabs>
+          <w:tab w:val="num" w:pos="720"/>
+        </w:tabs>
+        <w:ind w:left="720" w:hanging="360"/>
+      </w:pPr>
+      <w:rPr>
+        <w:rFonts w:ascii="Symbol" w:hAnsi="Symbol" w:hint="default"/>
+        <w:sz w:val="20"/>
+      </w:rPr>
+    </w:lvl>
+    <w:lvl w:ilvl="1" w:tentative="1">
+      <w:start w:val="1"/>
+      <w:numFmt w:val="bullet"/>
+      <w:lvlText w:val="o"/>
+      <w:lvlJc w:val="left"/>
+      <w:pPr>
+        <w:tabs>
+          <w:tab w:val="num" w:pos="1440"/>
+        </w:tabs>
+        <w:ind w:left="1440" w:hanging="360"/>
+      </w:pPr>
+      <w:rPr>
+        <w:rFonts w:ascii="Courier New" w:hAnsi="Courier New" w:hint="default"/>
+        <w:sz w:val="20"/>
+      </w:rPr>
+    </w:lvl>
+    <w:lvl w:ilvl="2" w:tentative="1">
+      <w:start w:val="1"/>
+      <w:numFmt w:val="bullet"/>
+      <w:lvlText w:val=""/>
+      <w:lvlJc w:val="left"/>
+      <w:pPr>
+        <w:tabs>
+          <w:tab w:val="num" w:pos="2160"/>
+        </w:tabs>
+        <w:ind w:left="2160" w:hanging="360"/>
+      </w:pPr>
+      <w:rPr>
+        <w:rFonts w:ascii="Wingdings" w:hAnsi="Wingdings" w:hint="default"/>
+        <w:sz w:val="20"/>
+      </w:rPr>
+    </w:lvl>
+    <w:lvl w:ilvl="3" w:tentative="1">
+      <w:start w:val="1"/>
+      <w:numFmt w:val="bullet"/>
+      <w:lvlText w:val=""/>
+      <w:lvlJc w:val="left"/>
+      <w:pPr>
+        <w:tabs>
+          <w:tab w:val="num" w:pos="2880"/>
+        </w:tabs>
+        <w:ind w:left="2880" w:hanging="360"/>
+      </w:pPr>
+      <w:rPr>
+        <w:rFonts w:ascii="Wingdings" w:hAnsi="Wingdings" w:hint="default"/>
+        <w:sz w:val="20"/>
+      </w:rPr>
+    </w:lvl>
+    <w:lvl w:ilvl="4" w:tentative="1">
+      <w:start w:val="1"/>
+      <w:numFmt w:val="bullet"/>
+      <w:lvlText w:val=""/>
+      <w:lvlJc w:val="left"/>
+      <w:pPr>
+        <w:tabs>
+          <w:tab w:val="num" w:pos="3600"/>
+        </w:tabs>
+        <w:ind w:left="3600" w:hanging="360"/>
+      </w:pPr>
+      <w:rPr>
+        <w:rFonts w:ascii="Wingdings" w:hAnsi="Wingdings" w:hint="default"/>
+        <w:sz w:val="20"/>
+      </w:rPr>
+    </w:lvl>
+    <w:lvl w:ilvl="5" w:tentative="1">
+      <w:start w:val="1"/>
+      <w:numFmt w:val="bullet"/>
+      <w:lvlText w:val=""/>
+      <w:lvlJc w:val="left"/>
+      <w:pPr>
+        <w:tabs>
+          <w:tab w:val="num" w:pos="4320"/>
+        </w:tabs>
+        <w:ind w:left="4320" w:hanging="360"/>
+      </w:pPr>
+      <w:rPr>
+        <w:rFonts w:ascii="Wingdings" w:hAnsi="Wingdings" w:hint="default"/>
+        <w:sz w:val="20"/>
+      </w:rPr>
+    </w:lvl>
+    <w:lvl w:ilvl="6" w:tentative="1">
+      <w:start w:val="1"/>
+      <w:numFmt w:val="bullet"/>
+      <w:lvlText w:val=""/>
+      <w:lvlJc w:val="left"/>
+      <w:pPr>
+        <w:tabs>
+          <w:tab w:val="num" w:pos="5040"/>
+        </w:tabs>
+        <w:ind w:left="5040" w:hanging="360"/>
+      </w:pPr>
+      <w:rPr>
+        <w:rFonts w:ascii="Wingdings" w:hAnsi="Wingdings" w:hint="default"/>
+        <w:sz w:val="20"/>
+      </w:rPr>
+    </w:lvl>
+    <w:lvl w:ilvl="7" w:tentative="1">
+      <w:start w:val="1"/>
+      <w:numFmt w:val="bullet"/>
+      <w:lvlText w:val=""/>
+      <w:lvlJc w:val="left"/>
+      <w:pPr>
+        <w:tabs>
+          <w:tab w:val="num" w:pos="5760"/>
+        </w:tabs>
+        <w:ind w:left="5760" w:hanging="360"/>
+      </w:pPr>
+      <w:rPr>
+        <w:rFonts w:ascii="Wingdings" w:hAnsi="Wingdings" w:hint="default"/>
+        <w:sz w:val="20"/>
+      </w:rPr>
+    </w:lvl>
+    <w:lvl w:ilvl="8" w:tentative="1">
+      <w:start w:val="1"/>
+      <w:numFmt w:val="bullet"/>
+      <w:lvlText w:val=""/>
+      <w:lvlJc w:val="left"/>
+      <w:pPr>
+        <w:tabs>
+          <w:tab w:val="num" w:pos="6480"/>
+        </w:tabs>
+        <w:ind w:left="6480" w:hanging="360"/>
+      </w:pPr>
+      <w:rPr>
+        <w:rFonts w:ascii="Wingdings" w:hAnsi="Wingdings" w:hint="default"/>
+        <w:sz w:val="20"/>
+      </w:rPr>
+    </w:lvl>
+  </w:abstractNum>
+  <w:abstractNum w:abstractNumId="17">
+    <w:nsid w:val="6BDC2ACD"/>
+    <w:multiLevelType w:val="multilevel"/>
+    <w:tmpl w:val="50D469BA"/>
+    <w:lvl w:ilvl="0">
+      <w:start w:val="1"/>
+      <w:numFmt w:val="bullet"/>
+      <w:lvlText w:val=""/>
+      <w:lvlJc w:val="left"/>
+      <w:pPr>
+        <w:tabs>
+          <w:tab w:val="num" w:pos="720"/>
+        </w:tabs>
+        <w:ind w:left="720" w:hanging="360"/>
+      </w:pPr>
+      <w:rPr>
+        <w:rFonts w:ascii="Symbol" w:hAnsi="Symbol" w:hint="default"/>
+        <w:sz w:val="20"/>
+      </w:rPr>
+    </w:lvl>
+    <w:lvl w:ilvl="1" w:tentative="1">
+      <w:start w:val="1"/>
+      <w:numFmt w:val="bullet"/>
+      <w:lvlText w:val="o"/>
+      <w:lvlJc w:val="left"/>
+      <w:pPr>
+        <w:tabs>
+          <w:tab w:val="num" w:pos="1440"/>
+        </w:tabs>
+        <w:ind w:left="1440" w:hanging="360"/>
+      </w:pPr>
+      <w:rPr>
+        <w:rFonts w:ascii="Courier New" w:hAnsi="Courier New" w:hint="default"/>
+        <w:sz w:val="20"/>
+      </w:rPr>
+    </w:lvl>
+    <w:lvl w:ilvl="2" w:tentative="1">
+      <w:start w:val="1"/>
+      <w:numFmt w:val="bullet"/>
+      <w:lvlText w:val=""/>
+      <w:lvlJc w:val="left"/>
+      <w:pPr>
+        <w:tabs>
+          <w:tab w:val="num" w:pos="2160"/>
+        </w:tabs>
+        <w:ind w:left="2160" w:hanging="360"/>
+      </w:pPr>
+      <w:rPr>
+        <w:rFonts w:ascii="Wingdings" w:hAnsi="Wingdings" w:hint="default"/>
+        <w:sz w:val="20"/>
+      </w:rPr>
+    </w:lvl>
+    <w:lvl w:ilvl="3" w:tentative="1">
+      <w:start w:val="1"/>
+      <w:numFmt w:val="bullet"/>
+      <w:lvlText w:val=""/>
+      <w:lvlJc w:val="left"/>
+      <w:pPr>
+        <w:tabs>
+          <w:tab w:val="num" w:pos="2880"/>
+        </w:tabs>
+        <w:ind w:left="2880" w:hanging="360"/>
+      </w:pPr>
+      <w:rPr>
+        <w:rFonts w:ascii="Wingdings" w:hAnsi="Wingdings" w:hint="default"/>
+        <w:sz w:val="20"/>
+      </w:rPr>
+    </w:lvl>
+    <w:lvl w:ilvl="4" w:tentative="1">
+      <w:start w:val="1"/>
+      <w:numFmt w:val="bullet"/>
+      <w:lvlText w:val=""/>
+      <w:lvlJc w:val="left"/>
+      <w:pPr>
+        <w:tabs>
+          <w:tab w:val="num" w:pos="3600"/>
+        </w:tabs>
+        <w:ind w:left="3600" w:hanging="360"/>
+      </w:pPr>
+      <w:rPr>
+        <w:rFonts w:ascii="Wingdings" w:hAnsi="Wingdings" w:hint="default"/>
+        <w:sz w:val="20"/>
+      </w:rPr>
+    </w:lvl>
+    <w:lvl w:ilvl="5" w:tentative="1">
+      <w:start w:val="1"/>
+      <w:numFmt w:val="bullet"/>
+      <w:lvlText w:val=""/>
+      <w:lvlJc w:val="left"/>
+      <w:pPr>
+        <w:tabs>
+          <w:tab w:val="num" w:pos="4320"/>
+        </w:tabs>
+        <w:ind w:left="4320" w:hanging="360"/>
+      </w:pPr>
+      <w:rPr>
+        <w:rFonts w:ascii="Wingdings" w:hAnsi="Wingdings" w:hint="default"/>
+        <w:sz w:val="20"/>
+      </w:rPr>
+    </w:lvl>
+    <w:lvl w:ilvl="6" w:tentative="1">
+      <w:start w:val="1"/>
+      <w:numFmt w:val="bullet"/>
+      <w:lvlText w:val=""/>
+      <w:lvlJc w:val="left"/>
+      <w:pPr>
+        <w:tabs>
+          <w:tab w:val="num" w:pos="5040"/>
+        </w:tabs>
+        <w:ind w:left="5040" w:hanging="360"/>
+      </w:pPr>
+      <w:rPr>
+        <w:rFonts w:ascii="Wingdings" w:hAnsi="Wingdings" w:hint="default"/>
+        <w:sz w:val="20"/>
+      </w:rPr>
+    </w:lvl>
+    <w:lvl w:ilvl="7" w:tentative="1">
+      <w:start w:val="1"/>
+      <w:numFmt w:val="bullet"/>
+      <w:lvlText w:val=""/>
+      <w:lvlJc w:val="left"/>
+      <w:pPr>
+        <w:tabs>
+          <w:tab w:val="num" w:pos="5760"/>
+        </w:tabs>
+        <w:ind w:left="5760" w:hanging="360"/>
+      </w:pPr>
+      <w:rPr>
+        <w:rFonts w:ascii="Wingdings" w:hAnsi="Wingdings" w:hint="default"/>
+        <w:sz w:val="20"/>
+      </w:rPr>
+    </w:lvl>
+    <w:lvl w:ilvl="8" w:tentative="1">
+      <w:start w:val="1"/>
+      <w:numFmt w:val="bullet"/>
+      <w:lvlText w:val=""/>
+      <w:lvlJc w:val="left"/>
+      <w:pPr>
+        <w:tabs>
+          <w:tab w:val="num" w:pos="6480"/>
+        </w:tabs>
+        <w:ind w:left="6480" w:hanging="360"/>
+      </w:pPr>
+      <w:rPr>
+        <w:rFonts w:ascii="Wingdings" w:hAnsi="Wingdings" w:hint="default"/>
+        <w:sz w:val="20"/>
+      </w:rPr>
+    </w:lvl>
+  </w:abstractNum>
+  <w:abstractNum w:abstractNumId="18">
+    <w:nsid w:val="6FB95FC0"/>
+    <w:multiLevelType w:val="multilevel"/>
+    <w:tmpl w:val="3D9292FC"/>
+    <w:lvl w:ilvl="0">
+      <w:start w:val="1"/>
+      <w:numFmt w:val="bullet"/>
+      <w:lvlText w:val=""/>
+      <w:lvlJc w:val="left"/>
+      <w:pPr>
+        <w:tabs>
+          <w:tab w:val="num" w:pos="720"/>
+        </w:tabs>
+        <w:ind w:left="720" w:hanging="360"/>
+      </w:pPr>
+      <w:rPr>
+        <w:rFonts w:ascii="Symbol" w:hAnsi="Symbol" w:hint="default"/>
+        <w:sz w:val="20"/>
+      </w:rPr>
+    </w:lvl>
+    <w:lvl w:ilvl="1" w:tentative="1">
+      <w:start w:val="1"/>
+      <w:numFmt w:val="bullet"/>
+      <w:lvlText w:val="o"/>
+      <w:lvlJc w:val="left"/>
+      <w:pPr>
+        <w:tabs>
+          <w:tab w:val="num" w:pos="1440"/>
+        </w:tabs>
+        <w:ind w:left="1440" w:hanging="360"/>
+      </w:pPr>
+      <w:rPr>
+        <w:rFonts w:ascii="Courier New" w:hAnsi="Courier New" w:hint="default"/>
+        <w:sz w:val="20"/>
+      </w:rPr>
+    </w:lvl>
+    <w:lvl w:ilvl="2" w:tentative="1">
+      <w:start w:val="1"/>
+      <w:numFmt w:val="bullet"/>
+      <w:lvlText w:val=""/>
+      <w:lvlJc w:val="left"/>
+      <w:pPr>
+        <w:tabs>
+          <w:tab w:val="num" w:pos="2160"/>
+        </w:tabs>
+        <w:ind w:left="2160" w:hanging="360"/>
+      </w:pPr>
+      <w:rPr>
+        <w:rFonts w:ascii="Wingdings" w:hAnsi="Wingdings" w:hint="default"/>
+        <w:sz w:val="20"/>
+      </w:rPr>
+    </w:lvl>
+    <w:lvl w:ilvl="3" w:tentative="1">
+      <w:start w:val="1"/>
+      <w:numFmt w:val="bullet"/>
+      <w:lvlText w:val=""/>
+      <w:lvlJc w:val="left"/>
+      <w:pPr>
+        <w:tabs>
+          <w:tab w:val="num" w:pos="2880"/>
+        </w:tabs>
+        <w:ind w:left="2880" w:hanging="360"/>
+      </w:pPr>
+      <w:rPr>
+        <w:rFonts w:ascii="Wingdings" w:hAnsi="Wingdings" w:hint="default"/>
+        <w:sz w:val="20"/>
+      </w:rPr>
+    </w:lvl>
+    <w:lvl w:ilvl="4" w:tentative="1">
+      <w:start w:val="1"/>
+      <w:numFmt w:val="bullet"/>
+      <w:lvlText w:val=""/>
+      <w:lvlJc w:val="left"/>
+      <w:pPr>
+        <w:tabs>
+          <w:tab w:val="num" w:pos="3600"/>
+        </w:tabs>
+        <w:ind w:left="3600" w:hanging="360"/>
+      </w:pPr>
+      <w:rPr>
+        <w:rFonts w:ascii="Wingdings" w:hAnsi="Wingdings" w:hint="default"/>
+        <w:sz w:val="20"/>
+      </w:rPr>
+    </w:lvl>
+    <w:lvl w:ilvl="5" w:tentative="1">
+      <w:start w:val="1"/>
+      <w:numFmt w:val="bullet"/>
+      <w:lvlText w:val=""/>
+      <w:lvlJc w:val="left"/>
+      <w:pPr>
+        <w:tabs>
+          <w:tab w:val="num" w:pos="4320"/>
+        </w:tabs>
+        <w:ind w:left="4320" w:hanging="360"/>
+      </w:pPr>
+      <w:rPr>
+        <w:rFonts w:ascii="Wingdings" w:hAnsi="Wingdings" w:hint="default"/>
+        <w:sz w:val="20"/>
+      </w:rPr>
+    </w:lvl>
+    <w:lvl w:ilvl="6" w:tentative="1">
+      <w:start w:val="1"/>
+      <w:numFmt w:val="bullet"/>
+      <w:lvlText w:val=""/>
+      <w:lvlJc w:val="left"/>
+      <w:pPr>
+        <w:tabs>
+          <w:tab w:val="num" w:pos="5040"/>
+        </w:tabs>
+        <w:ind w:left="5040" w:hanging="360"/>
+      </w:pPr>
+      <w:rPr>
+        <w:rFonts w:ascii="Wingdings" w:hAnsi="Wingdings" w:hint="default"/>
+        <w:sz w:val="20"/>
+      </w:rPr>
+    </w:lvl>
+    <w:lvl w:ilvl="7" w:tentative="1">
+      <w:start w:val="1"/>
+      <w:numFmt w:val="bullet"/>
+      <w:lvlText w:val=""/>
+      <w:lvlJc w:val="left"/>
+      <w:pPr>
+        <w:tabs>
+          <w:tab w:val="num" w:pos="5760"/>
+        </w:tabs>
+        <w:ind w:left="5760" w:hanging="360"/>
+      </w:pPr>
+      <w:rPr>
+        <w:rFonts w:ascii="Wingdings" w:hAnsi="Wingdings" w:hint="default"/>
+        <w:sz w:val="20"/>
+      </w:rPr>
+    </w:lvl>
+    <w:lvl w:ilvl="8" w:tentative="1">
+      <w:start w:val="1"/>
+      <w:numFmt w:val="bullet"/>
+      <w:lvlText w:val=""/>
+      <w:lvlJc w:val="left"/>
+      <w:pPr>
+        <w:tabs>
+          <w:tab w:val="num" w:pos="6480"/>
+        </w:tabs>
+        <w:ind w:left="6480" w:hanging="360"/>
+      </w:pPr>
+      <w:rPr>
+        <w:rFonts w:ascii="Wingdings" w:hAnsi="Wingdings" w:hint="default"/>
+        <w:sz w:val="20"/>
+      </w:rPr>
+    </w:lvl>
+  </w:abstractNum>
+  <w:abstractNum w:abstractNumId="19">
+    <w:nsid w:val="73A0226B"/>
+    <w:multiLevelType w:val="multilevel"/>
+    <w:tmpl w:val="23806834"/>
+    <w:lvl w:ilvl="0">
+      <w:start w:val="1"/>
+      <w:numFmt w:val="bullet"/>
+      <w:lvlText w:val=""/>
+      <w:lvlJc w:val="left"/>
+      <w:pPr>
+        <w:tabs>
+          <w:tab w:val="num" w:pos="720"/>
+        </w:tabs>
+        <w:ind w:left="720" w:hanging="360"/>
+      </w:pPr>
+      <w:rPr>
+        <w:rFonts w:ascii="Symbol" w:hAnsi="Symbol" w:hint="default"/>
+        <w:sz w:val="20"/>
+      </w:rPr>
+    </w:lvl>
+    <w:lvl w:ilvl="1" w:tentative="1">
+      <w:start w:val="1"/>
+      <w:numFmt w:val="bullet"/>
+      <w:lvlText w:val="o"/>
+      <w:lvlJc w:val="left"/>
+      <w:pPr>
+        <w:tabs>
+          <w:tab w:val="num" w:pos="1440"/>
+        </w:tabs>
+        <w:ind w:left="1440" w:hanging="360"/>
+      </w:pPr>
+      <w:rPr>
+        <w:rFonts w:ascii="Courier New" w:hAnsi="Courier New" w:hint="default"/>
+        <w:sz w:val="20"/>
+      </w:rPr>
+    </w:lvl>
+    <w:lvl w:ilvl="2" w:tentative="1">
+      <w:start w:val="1"/>
+      <w:numFmt w:val="bullet"/>
+      <w:lvlText w:val=""/>
+      <w:lvlJc w:val="left"/>
+      <w:pPr>
+        <w:tabs>
+          <w:tab w:val="num" w:pos="2160"/>
+        </w:tabs>
+        <w:ind w:left="2160" w:hanging="360"/>
+      </w:pPr>
+      <w:rPr>
+        <w:rFonts w:ascii="Wingdings" w:hAnsi="Wingdings" w:hint="default"/>
+        <w:sz w:val="20"/>
+      </w:rPr>
+    </w:lvl>
+    <w:lvl w:ilvl="3" w:tentative="1">
+      <w:start w:val="1"/>
+      <w:numFmt w:val="bullet"/>
+      <w:lvlText w:val=""/>
+      <w:lvlJc w:val="left"/>
+      <w:pPr>
+        <w:tabs>
+          <w:tab w:val="num" w:pos="2880"/>
+        </w:tabs>
+        <w:ind w:left="2880" w:hanging="360"/>
+      </w:pPr>
+      <w:rPr>
+        <w:rFonts w:ascii="Wingdings" w:hAnsi="Wingdings" w:hint="default"/>
+        <w:sz w:val="20"/>
+      </w:rPr>
+    </w:lvl>
+    <w:lvl w:ilvl="4" w:tentative="1">
+      <w:start w:val="1"/>
+      <w:numFmt w:val="bullet"/>
+      <w:lvlText w:val=""/>
+      <w:lvlJc w:val="left"/>
+      <w:pPr>
+        <w:tabs>
+          <w:tab w:val="num" w:pos="3600"/>
+        </w:tabs>
+        <w:ind w:left="3600" w:hanging="360"/>
+      </w:pPr>
+      <w:rPr>
+        <w:rFonts w:ascii="Wingdings" w:hAnsi="Wingdings" w:hint="default"/>
+        <w:sz w:val="20"/>
+      </w:rPr>
+    </w:lvl>
+    <w:lvl w:ilvl="5" w:tentative="1">
+      <w:start w:val="1"/>
+      <w:numFmt w:val="bullet"/>
+      <w:lvlText w:val=""/>
+      <w:lvlJc w:val="left"/>
+      <w:pPr>
+        <w:tabs>
+          <w:tab w:val="num" w:pos="4320"/>
+        </w:tabs>
+        <w:ind w:left="4320" w:hanging="360"/>
+      </w:pPr>
+      <w:rPr>
+        <w:rFonts w:ascii="Wingdings" w:hAnsi="Wingdings" w:hint="default"/>
+        <w:sz w:val="20"/>
+      </w:rPr>
+    </w:lvl>
+    <w:lvl w:ilvl="6" w:tentative="1">
+      <w:start w:val="1"/>
+      <w:numFmt w:val="bullet"/>
+      <w:lvlText w:val=""/>
+      <w:lvlJc w:val="left"/>
+      <w:pPr>
+        <w:tabs>
+          <w:tab w:val="num" w:pos="5040"/>
+        </w:tabs>
+        <w:ind w:left="5040" w:hanging="360"/>
+      </w:pPr>
+      <w:rPr>
+        <w:rFonts w:ascii="Wingdings" w:hAnsi="Wingdings" w:hint="default"/>
+        <w:sz w:val="20"/>
+      </w:rPr>
+    </w:lvl>
+    <w:lvl w:ilvl="7" w:tentative="1">
+      <w:start w:val="1"/>
+      <w:numFmt w:val="bullet"/>
+      <w:lvlText w:val=""/>
+      <w:lvlJc w:val="left"/>
+      <w:pPr>
+        <w:tabs>
+          <w:tab w:val="num" w:pos="5760"/>
+        </w:tabs>
+        <w:ind w:left="5760" w:hanging="360"/>
+      </w:pPr>
+      <w:rPr>
+        <w:rFonts w:ascii="Wingdings" w:hAnsi="Wingdings" w:hint="default"/>
+        <w:sz w:val="20"/>
+      </w:rPr>
+    </w:lvl>
+    <w:lvl w:ilvl="8" w:tentative="1">
+      <w:start w:val="1"/>
+      <w:numFmt w:val="bullet"/>
+      <w:lvlText w:val=""/>
+      <w:lvlJc w:val="left"/>
+      <w:pPr>
+        <w:tabs>
+          <w:tab w:val="num" w:pos="6480"/>
+        </w:tabs>
+        <w:ind w:left="6480" w:hanging="360"/>
+      </w:pPr>
+      <w:rPr>
+        <w:rFonts w:ascii="Wingdings" w:hAnsi="Wingdings" w:hint="default"/>
+        <w:sz w:val="20"/>
+      </w:rPr>
+    </w:lvl>
+  </w:abstractNum>
+  <w:abstractNum w:abstractNumId="20">
+    <w:nsid w:val="73CC27D4"/>
+    <w:multiLevelType w:val="multilevel"/>
+    <w:tmpl w:val="5C92C93E"/>
+    <w:lvl w:ilvl="0">
+      <w:start w:val="1"/>
+      <w:numFmt w:val="bullet"/>
+      <w:lvlText w:val=""/>
+      <w:lvlJc w:val="left"/>
+      <w:pPr>
+        <w:tabs>
+          <w:tab w:val="num" w:pos="720"/>
+        </w:tabs>
+        <w:ind w:left="720" w:hanging="360"/>
+      </w:pPr>
+      <w:rPr>
+        <w:rFonts w:ascii="Symbol" w:hAnsi="Symbol" w:hint="default"/>
+        <w:sz w:val="20"/>
+      </w:rPr>
+    </w:lvl>
+    <w:lvl w:ilvl="1" w:tentative="1">
+      <w:start w:val="1"/>
+      <w:numFmt w:val="bullet"/>
+      <w:lvlText w:val="o"/>
+      <w:lvlJc w:val="left"/>
+      <w:pPr>
+        <w:tabs>
+          <w:tab w:val="num" w:pos="1440"/>
+        </w:tabs>
+        <w:ind w:left="1440" w:hanging="360"/>
+      </w:pPr>
+      <w:rPr>
+        <w:rFonts w:ascii="Courier New" w:hAnsi="Courier New" w:hint="default"/>
+        <w:sz w:val="20"/>
+      </w:rPr>
+    </w:lvl>
+    <w:lvl w:ilvl="2" w:tentative="1">
+      <w:start w:val="1"/>
+      <w:numFmt w:val="bullet"/>
+      <w:lvlText w:val=""/>
+      <w:lvlJc w:val="left"/>
+      <w:pPr>
+        <w:tabs>
+          <w:tab w:val="num" w:pos="2160"/>
+        </w:tabs>
+        <w:ind w:left="2160" w:hanging="360"/>
+      </w:pPr>
+      <w:rPr>
+        <w:rFonts w:ascii="Wingdings" w:hAnsi="Wingdings" w:hint="default"/>
+        <w:sz w:val="20"/>
+      </w:rPr>
+    </w:lvl>
+    <w:lvl w:ilvl="3" w:tentative="1">
+      <w:start w:val="1"/>
+      <w:numFmt w:val="bullet"/>
+      <w:lvlText w:val=""/>
+      <w:lvlJc w:val="left"/>
+      <w:pPr>
+        <w:tabs>
+          <w:tab w:val="num" w:pos="2880"/>
+        </w:tabs>
+        <w:ind w:left="2880" w:hanging="360"/>
+      </w:pPr>
+      <w:rPr>
+        <w:rFonts w:ascii="Wingdings" w:hAnsi="Wingdings" w:hint="default"/>
+        <w:sz w:val="20"/>
+      </w:rPr>
+    </w:lvl>
+    <w:lvl w:ilvl="4" w:tentative="1">
+      <w:start w:val="1"/>
+      <w:numFmt w:val="bullet"/>
+      <w:lvlText w:val=""/>
+      <w:lvlJc w:val="left"/>
+      <w:pPr>
+        <w:tabs>
+          <w:tab w:val="num" w:pos="3600"/>
+        </w:tabs>
+        <w:ind w:left="3600" w:hanging="360"/>
+      </w:pPr>
+      <w:rPr>
+        <w:rFonts w:ascii="Wingdings" w:hAnsi="Wingdings" w:hint="default"/>
+        <w:sz w:val="20"/>
+      </w:rPr>
+    </w:lvl>
+    <w:lvl w:ilvl="5" w:tentative="1">
+      <w:start w:val="1"/>
+      <w:numFmt w:val="bullet"/>
+      <w:lvlText w:val=""/>
+      <w:lvlJc w:val="left"/>
+      <w:pPr>
+        <w:tabs>
+          <w:tab w:val="num" w:pos="4320"/>
+        </w:tabs>
+        <w:ind w:left="4320" w:hanging="360"/>
+      </w:pPr>
+      <w:rPr>
+        <w:rFonts w:ascii="Wingdings" w:hAnsi="Wingdings" w:hint="default"/>
+        <w:sz w:val="20"/>
+      </w:rPr>
+    </w:lvl>
+    <w:lvl w:ilvl="6" w:tentative="1">
+      <w:start w:val="1"/>
+      <w:numFmt w:val="bullet"/>
+      <w:lvlText w:val=""/>
+      <w:lvlJc w:val="left"/>
+      <w:pPr>
+        <w:tabs>
+          <w:tab w:val="num" w:pos="5040"/>
+        </w:tabs>
+        <w:ind w:left="5040" w:hanging="360"/>
+      </w:pPr>
+      <w:rPr>
+        <w:rFonts w:ascii="Wingdings" w:hAnsi="Wingdings" w:hint="default"/>
+        <w:sz w:val="20"/>
+      </w:rPr>
+    </w:lvl>
+    <w:lvl w:ilvl="7" w:tentative="1">
+      <w:start w:val="1"/>
+      <w:numFmt w:val="bullet"/>
+      <w:lvlText w:val=""/>
+      <w:lvlJc w:val="left"/>
+      <w:pPr>
+        <w:tabs>
+          <w:tab w:val="num" w:pos="5760"/>
+        </w:tabs>
+        <w:ind w:left="5760" w:hanging="360"/>
+      </w:pPr>
+      <w:rPr>
+        <w:rFonts w:ascii="Wingdings" w:hAnsi="Wingdings" w:hint="default"/>
+        <w:sz w:val="20"/>
+      </w:rPr>
+    </w:lvl>
+    <w:lvl w:ilvl="8" w:tentative="1">
+      <w:start w:val="1"/>
+      <w:numFmt w:val="bullet"/>
+      <w:lvlText w:val=""/>
+      <w:lvlJc w:val="left"/>
+      <w:pPr>
+        <w:tabs>
+          <w:tab w:val="num" w:pos="6480"/>
+        </w:tabs>
+        <w:ind w:left="6480" w:hanging="360"/>
+      </w:pPr>
+      <w:rPr>
+        <w:rFonts w:ascii="Wingdings" w:hAnsi="Wingdings" w:hint="default"/>
+        <w:sz w:val="20"/>
+      </w:rPr>
+    </w:lvl>
+  </w:abstractNum>
+  <w:abstractNum w:abstractNumId="21">
     <w:nsid w:val="77345E1B"/>
     <w:multiLevelType w:val="multilevel"/>
     <w:tmpl w:val="DEC6EBBC"/>
@@ -2658,28 +5275,70 @@
     </w:lvl>
   </w:abstractNum>
   <w:num w:numId="1">
+    <w:abstractNumId w:val="1"/>
+  </w:num>
+  <w:num w:numId="2">
+    <w:abstractNumId w:val="7"/>
+  </w:num>
+  <w:num w:numId="3">
+    <w:abstractNumId w:val="13"/>
+  </w:num>
+  <w:num w:numId="4">
+    <w:abstractNumId w:val="8"/>
+  </w:num>
+  <w:num w:numId="5">
+    <w:abstractNumId w:val="11"/>
+  </w:num>
+  <w:num w:numId="6">
+    <w:abstractNumId w:val="2"/>
+  </w:num>
+  <w:num w:numId="7">
+    <w:abstractNumId w:val="21"/>
+  </w:num>
+  <w:num w:numId="8">
+    <w:abstractNumId w:val="4"/>
+  </w:num>
+  <w:num w:numId="9">
+    <w:abstractNumId w:val="18"/>
+  </w:num>
+  <w:num w:numId="10">
+    <w:abstractNumId w:val="10"/>
+  </w:num>
+  <w:num w:numId="11">
+    <w:abstractNumId w:val="6"/>
+  </w:num>
+  <w:num w:numId="12">
+    <w:abstractNumId w:val="5"/>
+  </w:num>
+  <w:num w:numId="13">
+    <w:abstractNumId w:val="20"/>
+  </w:num>
+  <w:num w:numId="14">
+    <w:abstractNumId w:val="15"/>
+  </w:num>
+  <w:num w:numId="15">
+    <w:abstractNumId w:val="9"/>
+  </w:num>
+  <w:num w:numId="16">
+    <w:abstractNumId w:val="16"/>
+  </w:num>
+  <w:num w:numId="17">
+    <w:abstractNumId w:val="17"/>
+  </w:num>
+  <w:num w:numId="18">
+    <w:abstractNumId w:val="14"/>
+  </w:num>
+  <w:num w:numId="19">
+    <w:abstractNumId w:val="12"/>
+  </w:num>
+  <w:num w:numId="20">
+    <w:abstractNumId w:val="19"/>
+  </w:num>
+  <w:num w:numId="21">
     <w:abstractNumId w:val="0"/>
   </w:num>
-  <w:num w:numId="2">
+  <w:num w:numId="22">
     <w:abstractNumId w:val="3"/>
-  </w:num>
-  <w:num w:numId="3">
-    <w:abstractNumId w:val="6"/>
-  </w:num>
-  <w:num w:numId="4">
-    <w:abstractNumId w:val="4"/>
-  </w:num>
-  <w:num w:numId="5">
-    <w:abstractNumId w:val="5"/>
-  </w:num>
-  <w:num w:numId="6">
-    <w:abstractNumId w:val="1"/>
-  </w:num>
-  <w:num w:numId="7">
-    <w:abstractNumId w:val="7"/>
-  </w:num>
-  <w:num w:numId="8">
-    <w:abstractNumId w:val="2"/>
   </w:num>
 </w:numbering>
 </file>
